--- a/Report.docx
+++ b/Report.docx
@@ -302,9 +302,27 @@
             <w:pPr>
               <w:ind w:left="-97" w:firstLine="4"/>
               <w:jc w:val="center"/>
+              <w:rPr>
+                <w:lang w:val="en-US"/>
+              </w:rPr>
             </w:pPr>
             <w:r>
               <w:t>Медынина М.М.</w:t>
+            </w:r>
+            <w:r>
+              <w:rPr>
+                <w:lang w:val="en-US"/>
+              </w:rPr>
+              <w:t>,</w:t>
+            </w:r>
+          </w:p>
+          <w:p>
+            <w:pPr>
+              <w:ind w:left="-97" w:firstLine="4"/>
+              <w:jc w:val="center"/>
+            </w:pPr>
+            <w:r>
+              <w:t>Волокитин С.В</w:t>
             </w:r>
           </w:p>
         </w:tc>
@@ -1070,17 +1088,14 @@
         </w:rPr>
         <w:t>Медынина М. М.</w:t>
       </w:r>
-    </w:p>
-    <w:p>
-      <w:pPr>
-        <w:shd w:val="clear" w:color="auto" w:fill="FFFFFF"/>
-        <w:ind w:left="5387"/>
+      <w:r>
         <w:rPr>
           <w:color w:val="000000"/>
           <w:sz w:val="26"/>
           <w:szCs w:val="26"/>
         </w:rPr>
-      </w:pPr>
+        <w:t>,</w:t>
+      </w:r>
     </w:p>
     <w:p>
       <w:pPr>
@@ -1098,7 +1113,7 @@
           <w:sz w:val="26"/>
           <w:szCs w:val="26"/>
         </w:rPr>
-        <w:t xml:space="preserve"> «____» ________ 2025 г.</w:t>
+        <w:t>Волокитин С.В</w:t>
       </w:r>
     </w:p>
     <w:p>
@@ -1122,25 +1137,25 @@
           <w:szCs w:val="26"/>
         </w:rPr>
       </w:pPr>
-    </w:p>
-    <w:p>
-      <w:pPr>
-        <w:shd w:val="clear" w:color="auto" w:fill="FFFFFF"/>
-        <w:ind w:left="5387"/>
+      <w:r>
         <w:rPr>
           <w:color w:val="000000"/>
           <w:sz w:val="26"/>
           <w:szCs w:val="26"/>
         </w:rPr>
-      </w:pPr>
-      <w:r>
+        <w:t xml:space="preserve"> «____» ________ 2025 г.</w:t>
+      </w:r>
+    </w:p>
+    <w:p>
+      <w:pPr>
+        <w:shd w:val="clear" w:color="auto" w:fill="FFFFFF"/>
+        <w:ind w:left="5387"/>
         <w:rPr>
           <w:color w:val="000000"/>
           <w:sz w:val="26"/>
           <w:szCs w:val="26"/>
         </w:rPr>
-        <w:t>Руководитель проекта</w:t>
-      </w:r>
+      </w:pPr>
     </w:p>
     <w:p>
       <w:pPr>
@@ -1152,67 +1167,67 @@
           <w:szCs w:val="26"/>
         </w:rPr>
       </w:pPr>
-      <w:r>
+    </w:p>
+    <w:p>
+      <w:pPr>
+        <w:shd w:val="clear" w:color="auto" w:fill="FFFFFF"/>
+        <w:ind w:left="5387"/>
         <w:rPr>
           <w:color w:val="000000"/>
           <w:sz w:val="26"/>
           <w:szCs w:val="26"/>
         </w:rPr>
-        <w:t>канд. физ.-мат. наук, доцент Козлов Д. Ю.</w:t>
-      </w:r>
-    </w:p>
-    <w:p>
-      <w:pPr>
-        <w:shd w:val="clear" w:color="auto" w:fill="FFFFFF"/>
-        <w:ind w:left="5387"/>
+      </w:pPr>
+      <w:r>
         <w:rPr>
           <w:color w:val="000000"/>
           <w:sz w:val="26"/>
           <w:szCs w:val="26"/>
         </w:rPr>
-      </w:pPr>
-      <w:r>
+        <w:t>Руководитель проекта</w:t>
+      </w:r>
+    </w:p>
+    <w:p>
+      <w:pPr>
+        <w:shd w:val="clear" w:color="auto" w:fill="FFFFFF"/>
+        <w:ind w:left="5387"/>
         <w:rPr>
           <w:color w:val="000000"/>
           <w:sz w:val="26"/>
           <w:szCs w:val="26"/>
         </w:rPr>
-        <w:t xml:space="preserve"> «____» ________ 2025 г.</w:t>
-      </w:r>
-    </w:p>
-    <w:p>
-      <w:pPr>
-        <w:ind w:left="5387" w:firstLine="5580"/>
+      </w:pPr>
+      <w:r>
         <w:rPr>
           <w:color w:val="000000"/>
           <w:sz w:val="26"/>
           <w:szCs w:val="26"/>
         </w:rPr>
-      </w:pPr>
-    </w:p>
-    <w:p>
-      <w:pPr>
-        <w:ind w:left="5387" w:firstLine="5580"/>
+        <w:t>канд. физ.-мат. наук, доцент Козлов Д. Ю.</w:t>
+      </w:r>
+    </w:p>
+    <w:p>
+      <w:pPr>
+        <w:shd w:val="clear" w:color="auto" w:fill="FFFFFF"/>
+        <w:ind w:left="5387"/>
         <w:rPr>
           <w:color w:val="000000"/>
           <w:sz w:val="26"/>
           <w:szCs w:val="26"/>
         </w:rPr>
       </w:pPr>
-    </w:p>
-    <w:p>
-      <w:pPr>
-        <w:spacing w:line="240" w:lineRule="auto"/>
+      <w:r>
         <w:rPr>
           <w:color w:val="000000"/>
           <w:sz w:val="26"/>
           <w:szCs w:val="26"/>
         </w:rPr>
-      </w:pPr>
-    </w:p>
-    <w:p>
-      <w:pPr>
-        <w:spacing w:line="240" w:lineRule="auto"/>
+        <w:t xml:space="preserve"> «____» ________ 2025 г.</w:t>
+      </w:r>
+    </w:p>
+    <w:p>
+      <w:pPr>
+        <w:ind w:left="5387" w:firstLine="5580"/>
         <w:rPr>
           <w:color w:val="000000"/>
           <w:sz w:val="26"/>
@@ -1222,7 +1237,7 @@
     </w:p>
     <w:p>
       <w:pPr>
-        <w:spacing w:line="240" w:lineRule="auto"/>
+        <w:ind w:left="5387" w:firstLine="5580"/>
         <w:rPr>
           <w:color w:val="000000"/>
           <w:sz w:val="26"/>
@@ -1235,8 +1250,28 @@
         <w:spacing w:line="240" w:lineRule="auto"/>
         <w:rPr>
           <w:color w:val="000000"/>
-          <w:sz w:val="28"/>
-          <w:szCs w:val="28"/>
+          <w:sz w:val="26"/>
+          <w:szCs w:val="26"/>
+        </w:rPr>
+      </w:pPr>
+    </w:p>
+    <w:p>
+      <w:pPr>
+        <w:spacing w:line="240" w:lineRule="auto"/>
+        <w:rPr>
+          <w:color w:val="000000"/>
+          <w:sz w:val="26"/>
+          <w:szCs w:val="26"/>
+        </w:rPr>
+      </w:pPr>
+    </w:p>
+    <w:p>
+      <w:pPr>
+        <w:spacing w:line="240" w:lineRule="auto"/>
+        <w:rPr>
+          <w:color w:val="000000"/>
+          <w:sz w:val="26"/>
+          <w:szCs w:val="26"/>
         </w:rPr>
       </w:pPr>
     </w:p>
@@ -1259,6 +1294,8 @@
           <w:szCs w:val="28"/>
         </w:rPr>
       </w:pPr>
+      <w:bookmarkStart w:id="0" w:name="_GoBack"/>
+      <w:bookmarkEnd w:id="0"/>
     </w:p>
     <w:p>
       <w:pPr>
@@ -1312,21 +1349,11 @@
     </w:p>
     <w:p>
       <w:pPr>
-        <w:spacing w:line="240" w:lineRule="auto"/>
-        <w:rPr>
-          <w:color w:val="000000"/>
-          <w:sz w:val="28"/>
-          <w:szCs w:val="28"/>
-        </w:rPr>
-      </w:pPr>
-    </w:p>
-    <w:p>
-      <w:pPr>
         <w:spacing w:line="360" w:lineRule="auto"/>
         <w:jc w:val="center"/>
       </w:pPr>
-      <w:bookmarkStart w:id="0" w:name="_gjdgxs" w:colFirst="0" w:colLast="0"/>
-      <w:bookmarkEnd w:id="0"/>
+      <w:bookmarkStart w:id="1" w:name="_gjdgxs" w:colFirst="0" w:colLast="0"/>
+      <w:bookmarkEnd w:id="1"/>
       <w:r>
         <w:rPr>
           <w:color w:val="000000"/>
@@ -1370,12 +1397,10 @@
         <w:spacing w:line="360" w:lineRule="auto"/>
         <w:jc w:val="both"/>
       </w:pPr>
-      <w:bookmarkStart w:id="1" w:name="_GoBack"/>
       <w:r>
         <w:t>Целью данного проекта является разработака 2D-платформера на Unity, демонстрирующий навыки работы с движком, физикой и анимацией</w:t>
       </w:r>
     </w:p>
-    <w:bookmarkEnd w:id="1"/>
     <w:p>
       <w:pPr>
         <w:pStyle w:val="1"/>
@@ -2350,13 +2375,7 @@
         <w:rPr>
           <w:b/>
         </w:rPr>
-        <w:t>Ассеты</w:t>
-      </w:r>
-      <w:r>
-        <w:rPr>
-          <w:b/>
-        </w:rPr>
-        <w:t>:</w:t>
+        <w:t>Ассеты:</w:t>
       </w:r>
     </w:p>
     <w:p>
@@ -2416,14 +2435,7 @@
           <w:b/>
           <w:lang w:val="en-US"/>
         </w:rPr>
-        <w:t xml:space="preserve"> Unity Store</w:t>
-      </w:r>
-      <w:r>
-        <w:rPr>
-          <w:b/>
-          <w:lang w:val="en-US"/>
-        </w:rPr>
-        <w:t>:</w:t>
+        <w:t xml:space="preserve"> Unity Store:</w:t>
       </w:r>
     </w:p>
     <w:p>
@@ -2661,10 +2673,7 @@
         <w:jc w:val="both"/>
       </w:pPr>
       <w:r>
-        <w:t>В результате разработки был создан полнофункциональный 2D-платформер с комплексо</w:t>
-      </w:r>
-      <w:r>
-        <w:t>м механик. Ключевые достижения:</w:t>
+        <w:t>В результате разработки был создан полнофункциональный 2D-платформер с комплексом механик. Ключевые достижения:</w:t>
       </w:r>
     </w:p>
     <w:p>
@@ -2715,16 +2724,7 @@
         <w:t xml:space="preserve">4 игровых  уровня </w:t>
       </w:r>
       <w:r>
-        <w:t xml:space="preserve">(см. рис. </w:t>
-      </w:r>
-      <w:r>
-        <w:t>2)</w:t>
-      </w:r>
-      <w:r>
-        <w:t>:</w:t>
-      </w:r>
-      <w:r>
-        <w:t xml:space="preserve"> на каждом присутствуют реализованные механики. Механики вводятся постепенно, чтобы не перегружать игрока, сложность и время прохождения постепенно увеличиваются с каждым уровнем – если в первом уровне игрок проходит обучение, то в последнем ему предстоит столкнуться со всеми механиками. </w:t>
+        <w:t xml:space="preserve">(см. рис. 2): на каждом присутствуют реализованные механики. Механики вводятся постепенно, чтобы не перегружать игрока, сложность и время прохождения постепенно увеличиваются с каждым уровнем – если в первом уровне игрок проходит обучение, то в последнем ему предстоит столкнуться со всеми механиками. </w:t>
       </w:r>
     </w:p>
     <w:p>
@@ -2757,10 +2757,7 @@
         <w:t>cs</w:t>
       </w:r>
       <w:r>
-        <w:t>), опыт игрока (PlayerExperience)</w:t>
-      </w:r>
-      <w:r>
-        <w:t xml:space="preserve">. </w:t>
+        <w:t xml:space="preserve">), опыт игрока (PlayerExperience). </w:t>
       </w:r>
     </w:p>
     <w:p>
@@ -2817,19 +2814,7 @@
         <w:t>cs</w:t>
       </w:r>
       <w:r>
-        <w:t>)</w:t>
-      </w:r>
-      <w:r>
-        <w:t xml:space="preserve">. </w:t>
-      </w:r>
-      <w:r>
-        <w:t xml:space="preserve">Нельзя </w:t>
-      </w:r>
-      <w:r>
-        <w:t>выбирать</w:t>
-      </w:r>
-      <w:r>
-        <w:t xml:space="preserve"> уровни в случайном порядке – новый уровень открывается при прохождении старого.</w:t>
+        <w:t>). Нельзя выбирать уровни в случайном порядке – новый уровень открывается при прохождении старого.</w:t>
       </w:r>
     </w:p>
     <w:p>
@@ -2859,10 +2844,7 @@
         <w:jc w:val="both"/>
       </w:pPr>
       <w:r>
-        <w:t>Перемещение: прыжки, лазани</w:t>
-      </w:r>
-      <w:r>
-        <w:t>е по лестницам (LadderMovement</w:t>
+        <w:t>Перемещение: прыжки, лазание по лестницам (LadderMovement</w:t>
       </w:r>
       <w:r>
         <w:t>.</w:t>
@@ -2983,10 +2965,7 @@
         <w:jc w:val="both"/>
       </w:pPr>
       <w:r>
-        <w:t xml:space="preserve">Монеты </w:t>
-      </w:r>
-      <w:r>
-        <w:t>с анимацией сбора (Coin.cs)</w:t>
+        <w:t>Монеты с анимацией сбора (Coin.cs)</w:t>
       </w:r>
     </w:p>
     <w:p>
@@ -3001,10 +2980,7 @@
         <w:jc w:val="both"/>
       </w:pPr>
       <w:r>
-        <w:t>Бонусы на усил</w:t>
-      </w:r>
-      <w:r>
-        <w:t>ение прыжка/скорости (Bonus.cs)</w:t>
+        <w:t>Бонусы на усиление прыжка/скорости (Bonus.cs)</w:t>
       </w:r>
     </w:p>
     <w:p>
@@ -3019,10 +2995,7 @@
         <w:jc w:val="both"/>
       </w:pPr>
       <w:r>
-        <w:t>Допо</w:t>
-      </w:r>
-      <w:r>
-        <w:t>лнительные жизни (BonusLife.cs)</w:t>
+        <w:t>Дополнительные жизни (BonusLife.cs)</w:t>
       </w:r>
     </w:p>
     <w:p>
@@ -3084,37 +3057,7 @@
         <w:rPr>
           <w:lang w:val="en-US"/>
         </w:rPr>
-        <w:t xml:space="preserve"> (Enemy.cs:</w:t>
-      </w:r>
-      <w:r>
-        <w:rPr>
-          <w:lang w:val="en-US"/>
-        </w:rPr>
-        <w:t>Mushroom.cs</w:t>
-      </w:r>
-      <w:r>
-        <w:rPr>
-          <w:lang w:val="en-US"/>
-        </w:rPr>
-        <w:t>,</w:t>
-      </w:r>
-      <w:r>
-        <w:rPr>
-          <w:lang w:val="en-US"/>
-        </w:rPr>
-        <w:t>Peashooter.cs</w:t>
-      </w:r>
-      <w:r>
-        <w:rPr>
-          <w:lang w:val="en-US"/>
-        </w:rPr>
-        <w:t>. Projectile.cs</w:t>
-      </w:r>
-      <w:r>
-        <w:rPr>
-          <w:lang w:val="en-US"/>
-        </w:rPr>
-        <w:t>)</w:t>
+        <w:t xml:space="preserve"> (Enemy.cs:Mushroom.cs,Peashooter.cs. Projectile.cs)</w:t>
       </w:r>
     </w:p>
     <w:p>
@@ -3165,10 +3108,7 @@
         <w:jc w:val="both"/>
       </w:pPr>
       <w:r>
-        <w:t>Звуковые эффекты</w:t>
-      </w:r>
-      <w:r>
-        <w:t xml:space="preserve"> (AudioManager</w:t>
+        <w:t>Звуковые эффекты (AudioManager</w:t>
       </w:r>
       <w:r>
         <w:t>.</w:t>
@@ -3195,10 +3135,7 @@
         <w:jc w:val="both"/>
       </w:pPr>
       <w:r>
-        <w:t>Адаптивные UI-экраны (</w:t>
-      </w:r>
-      <w:r>
-        <w:t>см. рис. 3, рис. 4, рис.5)</w:t>
+        <w:t>Адаптивные UI-экраны (см. рис. 3, рис. 4, рис.5)</w:t>
       </w:r>
     </w:p>
     <w:p>
@@ -3284,13 +3221,7 @@
         <w:rPr>
           <w:b/>
         </w:rPr>
-        <w:t>Проект был протестиров</w:t>
-      </w:r>
-      <w:r>
-        <w:rPr>
-          <w:b/>
-        </w:rPr>
-        <w:t>ан на разных этапах разработки:</w:t>
+        <w:t>Проект был протестирован на разных этапах разработки:</w:t>
       </w:r>
     </w:p>
     <w:p>
@@ -3299,19 +3230,7 @@
         <w:jc w:val="both"/>
       </w:pPr>
       <w:r>
-        <w:t>Прототип (рис.</w:t>
-      </w:r>
-      <w:r>
-        <w:t>1</w:t>
-      </w:r>
-      <w:r>
-        <w:t>) позволил пров</w:t>
-      </w:r>
-      <w:r>
-        <w:t>ерить базовую физику и коллизии, к</w:t>
-      </w:r>
-      <w:r>
-        <w:t>орректность</w:t>
+        <w:t>Прототип (рис.1) позволил проверить базовую физику и коллизии, корректность</w:t>
       </w:r>
       <w:r>
         <w:t xml:space="preserve"> работы интерактивных механик, подбираемых предметов</w:t>
@@ -3320,10 +3239,7 @@
         <w:t>, ведения счёта, системы жизней. При создании первых уровней была проверена р</w:t>
       </w:r>
       <w:r>
-        <w:t>аботоспособно</w:t>
-      </w:r>
-      <w:r>
-        <w:t>сть системы сохранения</w:t>
+        <w:t>аботоспособность системы сохранения</w:t>
       </w:r>
       <w:r>
         <w:t xml:space="preserve"> счёта, установки</w:t>
@@ -3639,10 +3555,7 @@
         <w:jc w:val="center"/>
       </w:pPr>
       <w:r>
-        <w:t>Рисунок 1.</w:t>
-      </w:r>
-      <w:r>
-        <w:t xml:space="preserve"> Прототип. Здесь: 1- Игрок; 2-Монеты; 3-Бонусы(К прыжку и Доп.жизнь, слева направо); 4-Лава; 5-Двигающаяся платформа;6-Рычаг и перегородка; 7-Порталы; 8-Противники всех типов; 9-Лестница;10-Финиш.</w:t>
+        <w:t>Рисунок 1. Прототип. Здесь: 1- Игрок; 2-Монеты; 3-Бонусы(К прыжку и Доп.жизнь, слева направо); 4-Лава; 5-Двигающаяся платформа;6-Рычаг и перегородка; 7-Порталы; 8-Противники всех типов; 9-Лестница;10-Финиш.</w:t>
       </w:r>
     </w:p>
     <w:p>
@@ -3774,10 +3687,7 @@
         <w:br/>
       </w:r>
       <w:r>
-        <w:t xml:space="preserve">Рисунок </w:t>
-      </w:r>
-      <w:r>
-        <w:t>3. Игровое меню.</w:t>
+        <w:t>Рисунок 3. Игровое меню.</w:t>
       </w:r>
       <w:r>
         <w:rPr>
@@ -3830,12 +3740,7 @@
       </w:r>
       <w:r>
         <w:br/>
-      </w:r>
-      <w:r>
-        <w:t xml:space="preserve">Рисунок </w:t>
-      </w:r>
-      <w:r>
-        <w:t>4. Результат (Уровень не пройден)</w:t>
+        <w:t>Рисунок 4. Результат (Уровень не пройден)</w:t>
       </w:r>
     </w:p>
     <w:p>
@@ -3905,10 +3810,7 @@
         <w:jc w:val="center"/>
       </w:pPr>
       <w:r>
-        <w:t>Рисунок 4.</w:t>
-      </w:r>
-      <w:r>
-        <w:t xml:space="preserve"> Результат (Прохождение уровня)</w:t>
+        <w:t>Рисунок 4. Результат (Прохождение уровня)</w:t>
       </w:r>
     </w:p>
     <w:p>
@@ -3929,42 +3831,42 @@
           <w:sz w:val="30"/>
           <w:szCs w:val="30"/>
         </w:rPr>
-        <w:t xml:space="preserve">Приложение </w:t>
-      </w:r>
-      <w:r>
+        <w:t>Приложение 2.</w:t>
+      </w:r>
+    </w:p>
+    <w:p>
+      <w:pPr>
+        <w:pStyle w:val="a3"/>
+        <w:spacing w:line="360" w:lineRule="auto"/>
+        <w:jc w:val="right"/>
         <w:rPr>
           <w:b/>
           <w:sz w:val="30"/>
           <w:szCs w:val="30"/>
-        </w:rPr>
-        <w:t>2</w:t>
-      </w:r>
-      <w:r>
-        <w:rPr>
-          <w:b/>
+          <w:lang w:val="en-US"/>
+        </w:rPr>
+      </w:pPr>
+      <w:r>
+        <w:rPr>
           <w:sz w:val="30"/>
           <w:szCs w:val="30"/>
         </w:rPr>
-        <w:t>.</w:t>
-      </w:r>
-    </w:p>
-    <w:p>
-      <w:pPr>
-        <w:pStyle w:val="a3"/>
-        <w:spacing w:line="360" w:lineRule="auto"/>
-        <w:jc w:val="right"/>
-        <w:rPr>
-          <w:b/>
+        <w:t>Программный</w:t>
+      </w:r>
+      <w:r>
+        <w:rPr>
           <w:sz w:val="30"/>
           <w:szCs w:val="30"/>
-        </w:rPr>
-      </w:pPr>
+          <w:lang w:val="en-US"/>
+        </w:rPr>
+        <w:t xml:space="preserve"> </w:t>
+      </w:r>
       <w:r>
         <w:rPr>
           <w:sz w:val="30"/>
           <w:szCs w:val="30"/>
         </w:rPr>
-        <w:t>Программный код</w:t>
+        <w:t>код</w:t>
       </w:r>
     </w:p>
     <w:p>
@@ -3976,11 +3878,13 @@
         <w:jc w:val="both"/>
         <w:rPr>
           <w:b/>
+          <w:lang w:val="en-US"/>
         </w:rPr>
       </w:pPr>
       <w:r>
         <w:rPr>
           <w:b/>
+          <w:lang w:val="en-US"/>
         </w:rPr>
         <w:t>AudioManager.cs</w:t>
       </w:r>
@@ -4292,14 +4196,20 @@
         </w:tabs>
         <w:spacing w:line="360" w:lineRule="auto"/>
         <w:jc w:val="both"/>
-      </w:pPr>
-      <w:r>
         <w:rPr>
           <w:lang w:val="en-US"/>
         </w:rPr>
+      </w:pPr>
+      <w:r>
+        <w:rPr>
+          <w:lang w:val="en-US"/>
+        </w:rPr>
         <w:t xml:space="preserve">    </w:t>
       </w:r>
       <w:r>
+        <w:rPr>
+          <w:lang w:val="en-US"/>
+        </w:rPr>
         <w:t>void Awake()</w:t>
       </w:r>
     </w:p>
@@ -4785,14 +4695,20 @@
         </w:tabs>
         <w:spacing w:line="360" w:lineRule="auto"/>
         <w:jc w:val="both"/>
-      </w:pPr>
-      <w:r>
         <w:rPr>
           <w:lang w:val="en-US"/>
         </w:rPr>
+      </w:pPr>
+      <w:r>
+        <w:rPr>
+          <w:lang w:val="en-US"/>
+        </w:rPr>
         <w:t xml:space="preserve">    </w:t>
       </w:r>
       <w:r>
+        <w:rPr>
+          <w:lang w:val="en-US"/>
+        </w:rPr>
         <w:t>}</w:t>
       </w:r>
     </w:p>
@@ -4803,8 +4719,14 @@
         </w:tabs>
         <w:spacing w:line="360" w:lineRule="auto"/>
         <w:jc w:val="both"/>
-      </w:pPr>
-      <w:r>
+        <w:rPr>
+          <w:lang w:val="en-US"/>
+        </w:rPr>
+      </w:pPr>
+      <w:r>
+        <w:rPr>
+          <w:lang w:val="en-US"/>
+        </w:rPr>
         <w:t>}</w:t>
       </w:r>
     </w:p>
@@ -4817,11 +4739,13 @@
         <w:jc w:val="both"/>
         <w:rPr>
           <w:b/>
+          <w:lang w:val="en-US"/>
         </w:rPr>
       </w:pPr>
       <w:r>
         <w:rPr>
           <w:b/>
+          <w:lang w:val="en-US"/>
         </w:rPr>
         <w:t>Bonus.cs</w:t>
       </w:r>
@@ -5807,14 +5731,20 @@
         </w:tabs>
         <w:spacing w:line="360" w:lineRule="auto"/>
         <w:jc w:val="both"/>
-      </w:pPr>
-      <w:r>
         <w:rPr>
           <w:lang w:val="en-US"/>
         </w:rPr>
+      </w:pPr>
+      <w:r>
+        <w:rPr>
+          <w:lang w:val="en-US"/>
+        </w:rPr>
         <w:t xml:space="preserve">    </w:t>
       </w:r>
       <w:r>
+        <w:rPr>
+          <w:lang w:val="en-US"/>
+        </w:rPr>
         <w:t>{</w:t>
       </w:r>
     </w:p>
@@ -5825,8 +5755,14 @@
         </w:tabs>
         <w:spacing w:line="360" w:lineRule="auto"/>
         <w:jc w:val="both"/>
-      </w:pPr>
-      <w:r>
+        <w:rPr>
+          <w:lang w:val="en-US"/>
+        </w:rPr>
+      </w:pPr>
+      <w:r>
+        <w:rPr>
+          <w:lang w:val="en-US"/>
+        </w:rPr>
         <w:t xml:space="preserve">        if (collectedEffect != null)</w:t>
       </w:r>
     </w:p>
@@ -6131,6 +6067,9 @@
         </w:tabs>
         <w:spacing w:line="360" w:lineRule="auto"/>
         <w:jc w:val="both"/>
+        <w:rPr>
+          <w:lang w:val="en-US"/>
+        </w:rPr>
       </w:pPr>
       <w:r>
         <w:rPr>
@@ -6140,6 +6079,9 @@
         <w:t xml:space="preserve">        </w:t>
       </w:r>
       <w:r>
+        <w:rPr>
+          <w:lang w:val="en-US"/>
+        </w:rPr>
         <w:t>}</w:t>
       </w:r>
     </w:p>
@@ -6150,6 +6092,9 @@
         </w:tabs>
         <w:spacing w:line="360" w:lineRule="auto"/>
         <w:jc w:val="both"/>
+        <w:rPr>
+          <w:lang w:val="en-US"/>
+        </w:rPr>
       </w:pPr>
     </w:p>
     <w:p>
@@ -6159,6 +6104,9 @@
         </w:tabs>
         <w:spacing w:line="360" w:lineRule="auto"/>
         <w:jc w:val="both"/>
+        <w:rPr>
+          <w:lang w:val="en-US"/>
+        </w:rPr>
       </w:pPr>
     </w:p>
     <w:p>
@@ -6168,8 +6116,14 @@
         </w:tabs>
         <w:spacing w:line="360" w:lineRule="auto"/>
         <w:jc w:val="both"/>
-      </w:pPr>
-      <w:r>
+        <w:rPr>
+          <w:lang w:val="en-US"/>
+        </w:rPr>
+      </w:pPr>
+      <w:r>
+        <w:rPr>
+          <w:lang w:val="en-US"/>
+        </w:rPr>
         <w:t xml:space="preserve">        Destroy(gameObject);</w:t>
       </w:r>
     </w:p>
@@ -6180,8 +6134,14 @@
         </w:tabs>
         <w:spacing w:line="360" w:lineRule="auto"/>
         <w:jc w:val="both"/>
-      </w:pPr>
-      <w:r>
+        <w:rPr>
+          <w:lang w:val="en-US"/>
+        </w:rPr>
+      </w:pPr>
+      <w:r>
+        <w:rPr>
+          <w:lang w:val="en-US"/>
+        </w:rPr>
         <w:t xml:space="preserve">    }</w:t>
       </w:r>
     </w:p>
@@ -6192,8 +6152,14 @@
         </w:tabs>
         <w:spacing w:line="360" w:lineRule="auto"/>
         <w:jc w:val="both"/>
-      </w:pPr>
-      <w:r>
+        <w:rPr>
+          <w:lang w:val="en-US"/>
+        </w:rPr>
+      </w:pPr>
+      <w:r>
+        <w:rPr>
+          <w:lang w:val="en-US"/>
+        </w:rPr>
         <w:t>}</w:t>
       </w:r>
     </w:p>
@@ -6206,11 +6172,13 @@
         <w:jc w:val="both"/>
         <w:rPr>
           <w:b/>
+          <w:lang w:val="en-US"/>
         </w:rPr>
       </w:pPr>
       <w:r>
         <w:rPr>
           <w:b/>
+          <w:lang w:val="en-US"/>
         </w:rPr>
         <w:t>BonusLife.cs</w:t>
       </w:r>
@@ -8084,7 +8052,7 @@
           <w:rFonts w:eastAsiaTheme="minorHAnsi"/>
           <w:sz w:val="23"/>
           <w:szCs w:val="23"/>
-          <w:lang w:eastAsia="en-US"/>
+          <w:lang w:val="en-US" w:eastAsia="en-US"/>
         </w:rPr>
       </w:pPr>
       <w:r>
@@ -8101,7 +8069,7 @@
           <w:rFonts w:eastAsiaTheme="minorHAnsi"/>
           <w:sz w:val="23"/>
           <w:szCs w:val="23"/>
-          <w:lang w:eastAsia="en-US"/>
+          <w:lang w:val="en-US" w:eastAsia="en-US"/>
         </w:rPr>
         <w:t>}</w:t>
       </w:r>
@@ -8116,29 +8084,29 @@
           <w:rFonts w:eastAsiaTheme="minorHAnsi"/>
           <w:sz w:val="23"/>
           <w:szCs w:val="23"/>
-          <w:lang w:eastAsia="en-US"/>
-        </w:rPr>
-      </w:pPr>
-    </w:p>
-    <w:p>
-      <w:pPr>
-        <w:autoSpaceDE w:val="0"/>
-        <w:autoSpaceDN w:val="0"/>
-        <w:adjustRightInd w:val="0"/>
-        <w:spacing w:line="240" w:lineRule="auto"/>
-        <w:rPr>
-          <w:rFonts w:eastAsiaTheme="minorHAnsi"/>
-          <w:sz w:val="23"/>
-          <w:szCs w:val="23"/>
-          <w:lang w:eastAsia="en-US"/>
-        </w:rPr>
-      </w:pPr>
-      <w:r>
-        <w:rPr>
-          <w:rFonts w:eastAsiaTheme="minorHAnsi"/>
-          <w:sz w:val="23"/>
-          <w:szCs w:val="23"/>
-          <w:lang w:eastAsia="en-US"/>
+          <w:lang w:val="en-US" w:eastAsia="en-US"/>
+        </w:rPr>
+      </w:pPr>
+    </w:p>
+    <w:p>
+      <w:pPr>
+        <w:autoSpaceDE w:val="0"/>
+        <w:autoSpaceDN w:val="0"/>
+        <w:adjustRightInd w:val="0"/>
+        <w:spacing w:line="240" w:lineRule="auto"/>
+        <w:rPr>
+          <w:rFonts w:eastAsiaTheme="minorHAnsi"/>
+          <w:sz w:val="23"/>
+          <w:szCs w:val="23"/>
+          <w:lang w:val="en-US" w:eastAsia="en-US"/>
+        </w:rPr>
+      </w:pPr>
+      <w:r>
+        <w:rPr>
+          <w:rFonts w:eastAsiaTheme="minorHAnsi"/>
+          <w:sz w:val="23"/>
+          <w:szCs w:val="23"/>
+          <w:lang w:val="en-US" w:eastAsia="en-US"/>
         </w:rPr>
         <w:t xml:space="preserve">        Destroy(gameObject);</w:t>
       </w:r>
@@ -8153,15 +8121,15 @@
           <w:rFonts w:eastAsiaTheme="minorHAnsi"/>
           <w:sz w:val="23"/>
           <w:szCs w:val="23"/>
-          <w:lang w:eastAsia="en-US"/>
-        </w:rPr>
-      </w:pPr>
-      <w:r>
-        <w:rPr>
-          <w:rFonts w:eastAsiaTheme="minorHAnsi"/>
-          <w:sz w:val="23"/>
-          <w:szCs w:val="23"/>
-          <w:lang w:eastAsia="en-US"/>
+          <w:lang w:val="en-US" w:eastAsia="en-US"/>
+        </w:rPr>
+      </w:pPr>
+      <w:r>
+        <w:rPr>
+          <w:rFonts w:eastAsiaTheme="minorHAnsi"/>
+          <w:sz w:val="23"/>
+          <w:szCs w:val="23"/>
+          <w:lang w:val="en-US" w:eastAsia="en-US"/>
         </w:rPr>
         <w:t xml:space="preserve">    }</w:t>
       </w:r>
@@ -8176,15 +8144,15 @@
           <w:rFonts w:eastAsiaTheme="minorHAnsi"/>
           <w:sz w:val="23"/>
           <w:szCs w:val="23"/>
-          <w:lang w:eastAsia="en-US"/>
-        </w:rPr>
-      </w:pPr>
-      <w:r>
-        <w:rPr>
-          <w:rFonts w:eastAsiaTheme="minorHAnsi"/>
-          <w:sz w:val="23"/>
-          <w:szCs w:val="23"/>
-          <w:lang w:eastAsia="en-US"/>
+          <w:lang w:val="en-US" w:eastAsia="en-US"/>
+        </w:rPr>
+      </w:pPr>
+      <w:r>
+        <w:rPr>
+          <w:rFonts w:eastAsiaTheme="minorHAnsi"/>
+          <w:sz w:val="23"/>
+          <w:szCs w:val="23"/>
+          <w:lang w:val="en-US" w:eastAsia="en-US"/>
         </w:rPr>
         <w:t>}</w:t>
       </w:r>
@@ -8198,11 +8166,13 @@
         <w:jc w:val="both"/>
         <w:rPr>
           <w:b/>
+          <w:lang w:val="en-US"/>
         </w:rPr>
       </w:pPr>
       <w:r>
         <w:rPr>
           <w:b/>
+          <w:lang w:val="en-US"/>
         </w:rPr>
         <w:t>Coin.cs</w:t>
       </w:r>
@@ -9038,7 +9008,7 @@
           <w:rFonts w:eastAsiaTheme="minorHAnsi"/>
           <w:sz w:val="23"/>
           <w:szCs w:val="23"/>
-          <w:lang w:eastAsia="en-US"/>
+          <w:lang w:val="en-US" w:eastAsia="en-US"/>
         </w:rPr>
       </w:pPr>
       <w:r>
@@ -9055,7 +9025,7 @@
           <w:rFonts w:eastAsiaTheme="minorHAnsi"/>
           <w:sz w:val="23"/>
           <w:szCs w:val="23"/>
-          <w:lang w:eastAsia="en-US"/>
+          <w:lang w:val="en-US" w:eastAsia="en-US"/>
         </w:rPr>
         <w:t>{</w:t>
       </w:r>
@@ -9070,29 +9040,29 @@
           <w:rFonts w:eastAsiaTheme="minorHAnsi"/>
           <w:sz w:val="23"/>
           <w:szCs w:val="23"/>
-          <w:lang w:eastAsia="en-US"/>
-        </w:rPr>
-      </w:pPr>
-    </w:p>
-    <w:p>
-      <w:pPr>
-        <w:autoSpaceDE w:val="0"/>
-        <w:autoSpaceDN w:val="0"/>
-        <w:adjustRightInd w:val="0"/>
-        <w:spacing w:line="240" w:lineRule="auto"/>
-        <w:rPr>
-          <w:rFonts w:eastAsiaTheme="minorHAnsi"/>
-          <w:sz w:val="23"/>
-          <w:szCs w:val="23"/>
-          <w:lang w:eastAsia="en-US"/>
-        </w:rPr>
-      </w:pPr>
-      <w:r>
-        <w:rPr>
-          <w:rFonts w:eastAsiaTheme="minorHAnsi"/>
-          <w:sz w:val="23"/>
-          <w:szCs w:val="23"/>
-          <w:lang w:eastAsia="en-US"/>
+          <w:lang w:val="en-US" w:eastAsia="en-US"/>
+        </w:rPr>
+      </w:pPr>
+    </w:p>
+    <w:p>
+      <w:pPr>
+        <w:autoSpaceDE w:val="0"/>
+        <w:autoSpaceDN w:val="0"/>
+        <w:adjustRightInd w:val="0"/>
+        <w:spacing w:line="240" w:lineRule="auto"/>
+        <w:rPr>
+          <w:rFonts w:eastAsiaTheme="minorHAnsi"/>
+          <w:sz w:val="23"/>
+          <w:szCs w:val="23"/>
+          <w:lang w:val="en-US" w:eastAsia="en-US"/>
+        </w:rPr>
+      </w:pPr>
+      <w:r>
+        <w:rPr>
+          <w:rFonts w:eastAsiaTheme="minorHAnsi"/>
+          <w:sz w:val="23"/>
+          <w:szCs w:val="23"/>
+          <w:lang w:val="en-US" w:eastAsia="en-US"/>
         </w:rPr>
         <w:t xml:space="preserve">        if (collision.CompareTag("Player"))</w:t>
       </w:r>
@@ -9107,15 +9077,15 @@
           <w:rFonts w:eastAsiaTheme="minorHAnsi"/>
           <w:sz w:val="23"/>
           <w:szCs w:val="23"/>
-          <w:lang w:eastAsia="en-US"/>
-        </w:rPr>
-      </w:pPr>
-      <w:r>
-        <w:rPr>
-          <w:rFonts w:eastAsiaTheme="minorHAnsi"/>
-          <w:sz w:val="23"/>
-          <w:szCs w:val="23"/>
-          <w:lang w:eastAsia="en-US"/>
+          <w:lang w:val="en-US" w:eastAsia="en-US"/>
+        </w:rPr>
+      </w:pPr>
+      <w:r>
+        <w:rPr>
+          <w:rFonts w:eastAsiaTheme="minorHAnsi"/>
+          <w:sz w:val="23"/>
+          <w:szCs w:val="23"/>
+          <w:lang w:val="en-US" w:eastAsia="en-US"/>
         </w:rPr>
         <w:t xml:space="preserve">        {</w:t>
       </w:r>
@@ -9748,7 +9718,7 @@
           <w:rFonts w:eastAsiaTheme="minorHAnsi"/>
           <w:sz w:val="23"/>
           <w:szCs w:val="23"/>
-          <w:lang w:eastAsia="en-US"/>
+          <w:lang w:val="en-US" w:eastAsia="en-US"/>
         </w:rPr>
       </w:pPr>
       <w:r>
@@ -9765,7 +9735,7 @@
           <w:rFonts w:eastAsiaTheme="minorHAnsi"/>
           <w:sz w:val="23"/>
           <w:szCs w:val="23"/>
-          <w:lang w:eastAsia="en-US"/>
+          <w:lang w:val="en-US" w:eastAsia="en-US"/>
         </w:rPr>
         <w:t>}</w:t>
       </w:r>
@@ -9780,43 +9750,43 @@
           <w:rFonts w:eastAsiaTheme="minorHAnsi"/>
           <w:sz w:val="23"/>
           <w:szCs w:val="23"/>
-          <w:lang w:eastAsia="en-US"/>
-        </w:rPr>
-      </w:pPr>
-    </w:p>
-    <w:p>
-      <w:pPr>
-        <w:autoSpaceDE w:val="0"/>
-        <w:autoSpaceDN w:val="0"/>
-        <w:adjustRightInd w:val="0"/>
-        <w:spacing w:line="240" w:lineRule="auto"/>
-        <w:rPr>
-          <w:rFonts w:eastAsiaTheme="minorHAnsi"/>
-          <w:sz w:val="23"/>
-          <w:szCs w:val="23"/>
-          <w:lang w:eastAsia="en-US"/>
-        </w:rPr>
-      </w:pPr>
-    </w:p>
-    <w:p>
-      <w:pPr>
-        <w:autoSpaceDE w:val="0"/>
-        <w:autoSpaceDN w:val="0"/>
-        <w:adjustRightInd w:val="0"/>
-        <w:spacing w:line="240" w:lineRule="auto"/>
-        <w:rPr>
-          <w:rFonts w:eastAsiaTheme="minorHAnsi"/>
-          <w:sz w:val="23"/>
-          <w:szCs w:val="23"/>
-          <w:lang w:eastAsia="en-US"/>
-        </w:rPr>
-      </w:pPr>
-      <w:r>
-        <w:rPr>
-          <w:rFonts w:eastAsiaTheme="minorHAnsi"/>
-          <w:sz w:val="23"/>
-          <w:szCs w:val="23"/>
-          <w:lang w:eastAsia="en-US"/>
+          <w:lang w:val="en-US" w:eastAsia="en-US"/>
+        </w:rPr>
+      </w:pPr>
+    </w:p>
+    <w:p>
+      <w:pPr>
+        <w:autoSpaceDE w:val="0"/>
+        <w:autoSpaceDN w:val="0"/>
+        <w:adjustRightInd w:val="0"/>
+        <w:spacing w:line="240" w:lineRule="auto"/>
+        <w:rPr>
+          <w:rFonts w:eastAsiaTheme="minorHAnsi"/>
+          <w:sz w:val="23"/>
+          <w:szCs w:val="23"/>
+          <w:lang w:val="en-US" w:eastAsia="en-US"/>
+        </w:rPr>
+      </w:pPr>
+    </w:p>
+    <w:p>
+      <w:pPr>
+        <w:autoSpaceDE w:val="0"/>
+        <w:autoSpaceDN w:val="0"/>
+        <w:adjustRightInd w:val="0"/>
+        <w:spacing w:line="240" w:lineRule="auto"/>
+        <w:rPr>
+          <w:rFonts w:eastAsiaTheme="minorHAnsi"/>
+          <w:sz w:val="23"/>
+          <w:szCs w:val="23"/>
+          <w:lang w:val="en-US" w:eastAsia="en-US"/>
+        </w:rPr>
+      </w:pPr>
+      <w:r>
+        <w:rPr>
+          <w:rFonts w:eastAsiaTheme="minorHAnsi"/>
+          <w:sz w:val="23"/>
+          <w:szCs w:val="23"/>
+          <w:lang w:val="en-US" w:eastAsia="en-US"/>
         </w:rPr>
         <w:t xml:space="preserve">        Destroy(gameObject);</w:t>
       </w:r>
@@ -9831,15 +9801,15 @@
           <w:rFonts w:eastAsiaTheme="minorHAnsi"/>
           <w:sz w:val="23"/>
           <w:szCs w:val="23"/>
-          <w:lang w:eastAsia="en-US"/>
-        </w:rPr>
-      </w:pPr>
-      <w:r>
-        <w:rPr>
-          <w:rFonts w:eastAsiaTheme="minorHAnsi"/>
-          <w:sz w:val="23"/>
-          <w:szCs w:val="23"/>
-          <w:lang w:eastAsia="en-US"/>
+          <w:lang w:val="en-US" w:eastAsia="en-US"/>
+        </w:rPr>
+      </w:pPr>
+      <w:r>
+        <w:rPr>
+          <w:rFonts w:eastAsiaTheme="minorHAnsi"/>
+          <w:sz w:val="23"/>
+          <w:szCs w:val="23"/>
+          <w:lang w:val="en-US" w:eastAsia="en-US"/>
         </w:rPr>
         <w:t xml:space="preserve">    }</w:t>
       </w:r>
@@ -9854,15 +9824,15 @@
           <w:rFonts w:eastAsiaTheme="minorHAnsi"/>
           <w:sz w:val="23"/>
           <w:szCs w:val="23"/>
-          <w:lang w:eastAsia="en-US"/>
-        </w:rPr>
-      </w:pPr>
-      <w:r>
-        <w:rPr>
-          <w:rFonts w:eastAsiaTheme="minorHAnsi"/>
-          <w:sz w:val="23"/>
-          <w:szCs w:val="23"/>
-          <w:lang w:eastAsia="en-US"/>
+          <w:lang w:val="en-US" w:eastAsia="en-US"/>
+        </w:rPr>
+      </w:pPr>
+      <w:r>
+        <w:rPr>
+          <w:rFonts w:eastAsiaTheme="minorHAnsi"/>
+          <w:sz w:val="23"/>
+          <w:szCs w:val="23"/>
+          <w:lang w:val="en-US" w:eastAsia="en-US"/>
         </w:rPr>
         <w:t>}</w:t>
       </w:r>
@@ -9876,11 +9846,13 @@
         <w:jc w:val="both"/>
         <w:rPr>
           <w:b/>
+          <w:lang w:val="en-US"/>
         </w:rPr>
       </w:pPr>
       <w:r>
         <w:rPr>
           <w:b/>
+          <w:lang w:val="en-US"/>
         </w:rPr>
         <w:t>Hint.cs</w:t>
       </w:r>
@@ -11125,7 +11097,7 @@
           <w:rFonts w:eastAsiaTheme="minorHAnsi"/>
           <w:sz w:val="23"/>
           <w:szCs w:val="23"/>
-          <w:lang w:eastAsia="en-US"/>
+          <w:lang w:val="en-US" w:eastAsia="en-US"/>
         </w:rPr>
       </w:pPr>
       <w:r>
@@ -11142,7 +11114,7 @@
           <w:rFonts w:eastAsiaTheme="minorHAnsi"/>
           <w:sz w:val="23"/>
           <w:szCs w:val="23"/>
-          <w:lang w:eastAsia="en-US"/>
+          <w:lang w:val="en-US" w:eastAsia="en-US"/>
         </w:rPr>
         <w:t>{</w:t>
       </w:r>
@@ -11157,15 +11129,15 @@
           <w:rFonts w:eastAsiaTheme="minorHAnsi"/>
           <w:sz w:val="23"/>
           <w:szCs w:val="23"/>
-          <w:lang w:eastAsia="en-US"/>
-        </w:rPr>
-      </w:pPr>
-      <w:r>
-        <w:rPr>
-          <w:rFonts w:eastAsiaTheme="minorHAnsi"/>
-          <w:sz w:val="23"/>
-          <w:szCs w:val="23"/>
-          <w:lang w:eastAsia="en-US"/>
+          <w:lang w:val="en-US" w:eastAsia="en-US"/>
+        </w:rPr>
+      </w:pPr>
+      <w:r>
+        <w:rPr>
+          <w:rFonts w:eastAsiaTheme="minorHAnsi"/>
+          <w:sz w:val="23"/>
+          <w:szCs w:val="23"/>
+          <w:lang w:val="en-US" w:eastAsia="en-US"/>
         </w:rPr>
         <w:t xml:space="preserve">                wasShown = true;</w:t>
       </w:r>
@@ -11180,15 +11152,15 @@
           <w:rFonts w:eastAsiaTheme="minorHAnsi"/>
           <w:sz w:val="23"/>
           <w:szCs w:val="23"/>
-          <w:lang w:eastAsia="en-US"/>
-        </w:rPr>
-      </w:pPr>
-      <w:r>
-        <w:rPr>
-          <w:rFonts w:eastAsiaTheme="minorHAnsi"/>
-          <w:sz w:val="23"/>
-          <w:szCs w:val="23"/>
-          <w:lang w:eastAsia="en-US"/>
+          <w:lang w:val="en-US" w:eastAsia="en-US"/>
+        </w:rPr>
+      </w:pPr>
+      <w:r>
+        <w:rPr>
+          <w:rFonts w:eastAsiaTheme="minorHAnsi"/>
+          <w:sz w:val="23"/>
+          <w:szCs w:val="23"/>
+          <w:lang w:val="en-US" w:eastAsia="en-US"/>
         </w:rPr>
         <w:t xml:space="preserve">            }</w:t>
       </w:r>
@@ -11203,15 +11175,15 @@
           <w:rFonts w:eastAsiaTheme="minorHAnsi"/>
           <w:sz w:val="23"/>
           <w:szCs w:val="23"/>
-          <w:lang w:eastAsia="en-US"/>
-        </w:rPr>
-      </w:pPr>
-      <w:r>
-        <w:rPr>
-          <w:rFonts w:eastAsiaTheme="minorHAnsi"/>
-          <w:sz w:val="23"/>
-          <w:szCs w:val="23"/>
-          <w:lang w:eastAsia="en-US"/>
+          <w:lang w:val="en-US" w:eastAsia="en-US"/>
+        </w:rPr>
+      </w:pPr>
+      <w:r>
+        <w:rPr>
+          <w:rFonts w:eastAsiaTheme="minorHAnsi"/>
+          <w:sz w:val="23"/>
+          <w:szCs w:val="23"/>
+          <w:lang w:val="en-US" w:eastAsia="en-US"/>
         </w:rPr>
         <w:t xml:space="preserve">        }</w:t>
       </w:r>
@@ -11226,15 +11198,15 @@
           <w:rFonts w:eastAsiaTheme="minorHAnsi"/>
           <w:sz w:val="23"/>
           <w:szCs w:val="23"/>
-          <w:lang w:eastAsia="en-US"/>
-        </w:rPr>
-      </w:pPr>
-      <w:r>
-        <w:rPr>
-          <w:rFonts w:eastAsiaTheme="minorHAnsi"/>
-          <w:sz w:val="23"/>
-          <w:szCs w:val="23"/>
-          <w:lang w:eastAsia="en-US"/>
+          <w:lang w:val="en-US" w:eastAsia="en-US"/>
+        </w:rPr>
+      </w:pPr>
+      <w:r>
+        <w:rPr>
+          <w:rFonts w:eastAsiaTheme="minorHAnsi"/>
+          <w:sz w:val="23"/>
+          <w:szCs w:val="23"/>
+          <w:lang w:val="en-US" w:eastAsia="en-US"/>
         </w:rPr>
         <w:t xml:space="preserve">    }</w:t>
       </w:r>
@@ -11249,15 +11221,15 @@
           <w:rFonts w:eastAsiaTheme="minorHAnsi"/>
           <w:sz w:val="23"/>
           <w:szCs w:val="23"/>
-          <w:lang w:eastAsia="en-US"/>
-        </w:rPr>
-      </w:pPr>
-      <w:r>
-        <w:rPr>
-          <w:rFonts w:eastAsiaTheme="minorHAnsi"/>
-          <w:sz w:val="23"/>
-          <w:szCs w:val="23"/>
-          <w:lang w:eastAsia="en-US"/>
+          <w:lang w:val="en-US" w:eastAsia="en-US"/>
+        </w:rPr>
+      </w:pPr>
+      <w:r>
+        <w:rPr>
+          <w:rFonts w:eastAsiaTheme="minorHAnsi"/>
+          <w:sz w:val="23"/>
+          <w:szCs w:val="23"/>
+          <w:lang w:val="en-US" w:eastAsia="en-US"/>
         </w:rPr>
         <w:t>}</w:t>
       </w:r>
@@ -11271,11 +11243,13 @@
         <w:jc w:val="both"/>
         <w:rPr>
           <w:b/>
+          <w:lang w:val="en-US"/>
         </w:rPr>
       </w:pPr>
       <w:r>
         <w:rPr>
           <w:b/>
+          <w:lang w:val="en-US"/>
         </w:rPr>
         <w:t>Lever.cs</w:t>
       </w:r>
@@ -12411,7 +12385,7 @@
           <w:rFonts w:eastAsiaTheme="minorHAnsi"/>
           <w:sz w:val="23"/>
           <w:szCs w:val="23"/>
-          <w:lang w:eastAsia="en-US"/>
+          <w:lang w:val="en-US" w:eastAsia="en-US"/>
         </w:rPr>
       </w:pPr>
       <w:r>
@@ -12428,7 +12402,7 @@
           <w:rFonts w:eastAsiaTheme="minorHAnsi"/>
           <w:sz w:val="23"/>
           <w:szCs w:val="23"/>
-          <w:lang w:eastAsia="en-US"/>
+          <w:lang w:val="en-US" w:eastAsia="en-US"/>
         </w:rPr>
         <w:t>{</w:t>
       </w:r>
@@ -12443,15 +12417,15 @@
           <w:rFonts w:eastAsiaTheme="minorHAnsi"/>
           <w:sz w:val="23"/>
           <w:szCs w:val="23"/>
-          <w:lang w:eastAsia="en-US"/>
-        </w:rPr>
-      </w:pPr>
-      <w:r>
-        <w:rPr>
-          <w:rFonts w:eastAsiaTheme="minorHAnsi"/>
-          <w:sz w:val="23"/>
-          <w:szCs w:val="23"/>
-          <w:lang w:eastAsia="en-US"/>
+          <w:lang w:val="en-US" w:eastAsia="en-US"/>
+        </w:rPr>
+      </w:pPr>
+      <w:r>
+        <w:rPr>
+          <w:rFonts w:eastAsiaTheme="minorHAnsi"/>
+          <w:sz w:val="23"/>
+          <w:szCs w:val="23"/>
+          <w:lang w:val="en-US" w:eastAsia="en-US"/>
         </w:rPr>
         <w:t xml:space="preserve">            isMoving = false;</w:t>
       </w:r>
@@ -12466,15 +12440,15 @@
           <w:rFonts w:eastAsiaTheme="minorHAnsi"/>
           <w:sz w:val="23"/>
           <w:szCs w:val="23"/>
-          <w:lang w:eastAsia="en-US"/>
-        </w:rPr>
-      </w:pPr>
-      <w:r>
-        <w:rPr>
-          <w:rFonts w:eastAsiaTheme="minorHAnsi"/>
-          <w:sz w:val="23"/>
-          <w:szCs w:val="23"/>
-          <w:lang w:eastAsia="en-US"/>
+          <w:lang w:val="en-US" w:eastAsia="en-US"/>
+        </w:rPr>
+      </w:pPr>
+      <w:r>
+        <w:rPr>
+          <w:rFonts w:eastAsiaTheme="minorHAnsi"/>
+          <w:sz w:val="23"/>
+          <w:szCs w:val="23"/>
+          <w:lang w:val="en-US" w:eastAsia="en-US"/>
         </w:rPr>
         <w:t xml:space="preserve">        }</w:t>
       </w:r>
@@ -12489,15 +12463,15 @@
           <w:rFonts w:eastAsiaTheme="minorHAnsi"/>
           <w:sz w:val="23"/>
           <w:szCs w:val="23"/>
-          <w:lang w:eastAsia="en-US"/>
-        </w:rPr>
-      </w:pPr>
-      <w:r>
-        <w:rPr>
-          <w:rFonts w:eastAsiaTheme="minorHAnsi"/>
-          <w:sz w:val="23"/>
-          <w:szCs w:val="23"/>
-          <w:lang w:eastAsia="en-US"/>
+          <w:lang w:val="en-US" w:eastAsia="en-US"/>
+        </w:rPr>
+      </w:pPr>
+      <w:r>
+        <w:rPr>
+          <w:rFonts w:eastAsiaTheme="minorHAnsi"/>
+          <w:sz w:val="23"/>
+          <w:szCs w:val="23"/>
+          <w:lang w:val="en-US" w:eastAsia="en-US"/>
         </w:rPr>
         <w:t xml:space="preserve">    }</w:t>
       </w:r>
@@ -12512,15 +12486,15 @@
           <w:rFonts w:eastAsiaTheme="minorHAnsi"/>
           <w:sz w:val="23"/>
           <w:szCs w:val="23"/>
-          <w:lang w:eastAsia="en-US"/>
-        </w:rPr>
-      </w:pPr>
-      <w:r>
-        <w:rPr>
-          <w:rFonts w:eastAsiaTheme="minorHAnsi"/>
-          <w:sz w:val="23"/>
-          <w:szCs w:val="23"/>
-          <w:lang w:eastAsia="en-US"/>
+          <w:lang w:val="en-US" w:eastAsia="en-US"/>
+        </w:rPr>
+      </w:pPr>
+      <w:r>
+        <w:rPr>
+          <w:rFonts w:eastAsiaTheme="minorHAnsi"/>
+          <w:sz w:val="23"/>
+          <w:szCs w:val="23"/>
+          <w:lang w:val="en-US" w:eastAsia="en-US"/>
         </w:rPr>
         <w:t>}</w:t>
       </w:r>
@@ -12535,7 +12509,7 @@
           <w:rFonts w:eastAsiaTheme="minorHAnsi"/>
           <w:sz w:val="23"/>
           <w:szCs w:val="23"/>
-          <w:lang w:eastAsia="en-US"/>
+          <w:lang w:val="en-US" w:eastAsia="en-US"/>
         </w:rPr>
       </w:pPr>
     </w:p>
@@ -12548,11 +12522,13 @@
         <w:jc w:val="both"/>
         <w:rPr>
           <w:b/>
+          <w:lang w:val="en-US"/>
         </w:rPr>
       </w:pPr>
       <w:r>
         <w:rPr>
           <w:b/>
+          <w:lang w:val="en-US"/>
         </w:rPr>
         <w:t>MovingPlatform.cs</w:t>
       </w:r>
@@ -13074,7 +13050,7 @@
           <w:rFonts w:eastAsiaTheme="minorHAnsi"/>
           <w:sz w:val="23"/>
           <w:szCs w:val="23"/>
-          <w:lang w:eastAsia="en-US"/>
+          <w:lang w:val="en-US" w:eastAsia="en-US"/>
         </w:rPr>
       </w:pPr>
       <w:r>
@@ -13091,7 +13067,7 @@
           <w:rFonts w:eastAsiaTheme="minorHAnsi"/>
           <w:sz w:val="23"/>
           <w:szCs w:val="23"/>
-          <w:lang w:eastAsia="en-US"/>
+          <w:lang w:val="en-US" w:eastAsia="en-US"/>
         </w:rPr>
         <w:t>}</w:t>
       </w:r>
@@ -13106,15 +13082,15 @@
           <w:rFonts w:eastAsiaTheme="minorHAnsi"/>
           <w:sz w:val="23"/>
           <w:szCs w:val="23"/>
-          <w:lang w:eastAsia="en-US"/>
-        </w:rPr>
-      </w:pPr>
-      <w:r>
-        <w:rPr>
-          <w:rFonts w:eastAsiaTheme="minorHAnsi"/>
-          <w:sz w:val="23"/>
-          <w:szCs w:val="23"/>
-          <w:lang w:eastAsia="en-US"/>
+          <w:lang w:val="en-US" w:eastAsia="en-US"/>
+        </w:rPr>
+      </w:pPr>
+      <w:r>
+        <w:rPr>
+          <w:rFonts w:eastAsiaTheme="minorHAnsi"/>
+          <w:sz w:val="23"/>
+          <w:szCs w:val="23"/>
+          <w:lang w:val="en-US" w:eastAsia="en-US"/>
         </w:rPr>
         <w:t xml:space="preserve">    }</w:t>
       </w:r>
@@ -13129,29 +13105,29 @@
           <w:rFonts w:eastAsiaTheme="minorHAnsi"/>
           <w:sz w:val="23"/>
           <w:szCs w:val="23"/>
-          <w:lang w:eastAsia="en-US"/>
-        </w:rPr>
-      </w:pPr>
-    </w:p>
-    <w:p>
-      <w:pPr>
-        <w:autoSpaceDE w:val="0"/>
-        <w:autoSpaceDN w:val="0"/>
-        <w:adjustRightInd w:val="0"/>
-        <w:spacing w:line="240" w:lineRule="auto"/>
-        <w:rPr>
-          <w:rFonts w:eastAsiaTheme="minorHAnsi"/>
-          <w:sz w:val="23"/>
-          <w:szCs w:val="23"/>
-          <w:lang w:eastAsia="en-US"/>
-        </w:rPr>
-      </w:pPr>
-      <w:r>
-        <w:rPr>
-          <w:rFonts w:eastAsiaTheme="minorHAnsi"/>
-          <w:sz w:val="23"/>
-          <w:szCs w:val="23"/>
-          <w:lang w:eastAsia="en-US"/>
+          <w:lang w:val="en-US" w:eastAsia="en-US"/>
+        </w:rPr>
+      </w:pPr>
+    </w:p>
+    <w:p>
+      <w:pPr>
+        <w:autoSpaceDE w:val="0"/>
+        <w:autoSpaceDN w:val="0"/>
+        <w:adjustRightInd w:val="0"/>
+        <w:spacing w:line="240" w:lineRule="auto"/>
+        <w:rPr>
+          <w:rFonts w:eastAsiaTheme="minorHAnsi"/>
+          <w:sz w:val="23"/>
+          <w:szCs w:val="23"/>
+          <w:lang w:val="en-US" w:eastAsia="en-US"/>
+        </w:rPr>
+      </w:pPr>
+      <w:r>
+        <w:rPr>
+          <w:rFonts w:eastAsiaTheme="minorHAnsi"/>
+          <w:sz w:val="23"/>
+          <w:szCs w:val="23"/>
+          <w:lang w:val="en-US" w:eastAsia="en-US"/>
         </w:rPr>
         <w:t>}</w:t>
       </w:r>
@@ -13166,7 +13142,7 @@
           <w:rFonts w:eastAsiaTheme="minorHAnsi"/>
           <w:sz w:val="23"/>
           <w:szCs w:val="23"/>
-          <w:lang w:eastAsia="en-US"/>
+          <w:lang w:val="en-US" w:eastAsia="en-US"/>
         </w:rPr>
       </w:pPr>
     </w:p>
@@ -13179,11 +13155,13 @@
         <w:jc w:val="both"/>
         <w:rPr>
           <w:b/>
+          <w:lang w:val="en-US"/>
         </w:rPr>
       </w:pPr>
       <w:r>
         <w:rPr>
           <w:b/>
+          <w:lang w:val="en-US"/>
         </w:rPr>
         <w:t>Portal.cs</w:t>
       </w:r>
@@ -13729,17 +13707,127 @@
           <w:rFonts w:eastAsiaTheme="minorHAnsi"/>
           <w:sz w:val="23"/>
           <w:szCs w:val="23"/>
+          <w:lang w:val="en-US" w:eastAsia="en-US"/>
+        </w:rPr>
+      </w:pPr>
+      <w:r>
+        <w:rPr>
+          <w:rFonts w:eastAsiaTheme="minorHAnsi"/>
+          <w:sz w:val="23"/>
+          <w:szCs w:val="23"/>
+          <w:lang w:val="en-US" w:eastAsia="en-US"/>
+        </w:rPr>
+        <w:t xml:space="preserve">        </w:t>
+      </w:r>
+      <w:r>
+        <w:rPr>
+          <w:rFonts w:eastAsiaTheme="minorHAnsi"/>
+          <w:sz w:val="23"/>
+          <w:szCs w:val="23"/>
+          <w:lang w:val="en-US" w:eastAsia="en-US"/>
+        </w:rPr>
+        <w:t>}</w:t>
+      </w:r>
+    </w:p>
+    <w:p>
+      <w:pPr>
+        <w:autoSpaceDE w:val="0"/>
+        <w:autoSpaceDN w:val="0"/>
+        <w:adjustRightInd w:val="0"/>
+        <w:spacing w:line="240" w:lineRule="auto"/>
+        <w:rPr>
+          <w:rFonts w:eastAsiaTheme="minorHAnsi"/>
+          <w:sz w:val="23"/>
+          <w:szCs w:val="23"/>
+          <w:lang w:val="en-US" w:eastAsia="en-US"/>
+        </w:rPr>
+      </w:pPr>
+    </w:p>
+    <w:p>
+      <w:pPr>
+        <w:autoSpaceDE w:val="0"/>
+        <w:autoSpaceDN w:val="0"/>
+        <w:adjustRightInd w:val="0"/>
+        <w:spacing w:line="240" w:lineRule="auto"/>
+        <w:rPr>
+          <w:rFonts w:eastAsiaTheme="minorHAnsi"/>
+          <w:sz w:val="23"/>
+          <w:szCs w:val="23"/>
+          <w:lang w:val="en-US" w:eastAsia="en-US"/>
+        </w:rPr>
+      </w:pPr>
+      <w:r>
+        <w:rPr>
+          <w:rFonts w:eastAsiaTheme="minorHAnsi"/>
+          <w:sz w:val="23"/>
+          <w:szCs w:val="23"/>
+          <w:lang w:val="en-US" w:eastAsia="en-US"/>
+        </w:rPr>
+        <w:t xml:space="preserve">        if (linkedPortal == null)</w:t>
+      </w:r>
+    </w:p>
+    <w:p>
+      <w:pPr>
+        <w:autoSpaceDE w:val="0"/>
+        <w:autoSpaceDN w:val="0"/>
+        <w:adjustRightInd w:val="0"/>
+        <w:spacing w:line="240" w:lineRule="auto"/>
+        <w:rPr>
+          <w:rFonts w:eastAsiaTheme="minorHAnsi"/>
+          <w:sz w:val="23"/>
+          <w:szCs w:val="23"/>
+          <w:lang w:val="en-US" w:eastAsia="en-US"/>
+        </w:rPr>
+      </w:pPr>
+      <w:r>
+        <w:rPr>
+          <w:rFonts w:eastAsiaTheme="minorHAnsi"/>
+          <w:sz w:val="23"/>
+          <w:szCs w:val="23"/>
+          <w:lang w:val="en-US" w:eastAsia="en-US"/>
+        </w:rPr>
+        <w:t xml:space="preserve">        {</w:t>
+      </w:r>
+    </w:p>
+    <w:p>
+      <w:pPr>
+        <w:autoSpaceDE w:val="0"/>
+        <w:autoSpaceDN w:val="0"/>
+        <w:adjustRightInd w:val="0"/>
+        <w:spacing w:line="240" w:lineRule="auto"/>
+        <w:rPr>
+          <w:rFonts w:eastAsiaTheme="minorHAnsi"/>
+          <w:sz w:val="23"/>
+          <w:szCs w:val="23"/>
+          <w:lang w:val="en-US" w:eastAsia="en-US"/>
+        </w:rPr>
+      </w:pPr>
+      <w:r>
+        <w:rPr>
+          <w:rFonts w:eastAsiaTheme="minorHAnsi"/>
+          <w:sz w:val="23"/>
+          <w:szCs w:val="23"/>
+          <w:lang w:val="en-US" w:eastAsia="en-US"/>
+        </w:rPr>
+        <w:t xml:space="preserve">            Debug.LogError($"</w:t>
+      </w:r>
+      <w:r>
+        <w:rPr>
+          <w:rFonts w:eastAsiaTheme="minorHAnsi"/>
+          <w:sz w:val="23"/>
+          <w:szCs w:val="23"/>
           <w:lang w:eastAsia="en-US"/>
         </w:rPr>
-      </w:pPr>
-      <w:r>
-        <w:rPr>
-          <w:rFonts w:eastAsiaTheme="minorHAnsi"/>
-          <w:sz w:val="23"/>
-          <w:szCs w:val="23"/>
-          <w:lang w:val="en-US" w:eastAsia="en-US"/>
-        </w:rPr>
-        <w:t xml:space="preserve">        </w:t>
+        <w:t>Портал</w:t>
+      </w:r>
+      <w:r>
+        <w:rPr>
+          <w:rFonts w:eastAsiaTheme="minorHAnsi"/>
+          <w:sz w:val="23"/>
+          <w:szCs w:val="23"/>
+          <w:lang w:val="en-US" w:eastAsia="en-US"/>
+        </w:rPr>
+        <w:t xml:space="preserve"> {name} </w:t>
       </w:r>
       <w:r>
         <w:rPr>
@@ -13748,36 +13836,53 @@
           <w:szCs w:val="23"/>
           <w:lang w:eastAsia="en-US"/>
         </w:rPr>
-        <w:t>}</w:t>
-      </w:r>
-    </w:p>
-    <w:p>
-      <w:pPr>
-        <w:autoSpaceDE w:val="0"/>
-        <w:autoSpaceDN w:val="0"/>
-        <w:adjustRightInd w:val="0"/>
-        <w:spacing w:line="240" w:lineRule="auto"/>
+        <w:t>не</w:t>
+      </w:r>
+      <w:r>
+        <w:rPr>
+          <w:rFonts w:eastAsiaTheme="minorHAnsi"/>
+          <w:sz w:val="23"/>
+          <w:szCs w:val="23"/>
+          <w:lang w:val="en-US" w:eastAsia="en-US"/>
+        </w:rPr>
+        <w:t xml:space="preserve"> </w:t>
+      </w:r>
+      <w:r>
         <w:rPr>
           <w:rFonts w:eastAsiaTheme="minorHAnsi"/>
           <w:sz w:val="23"/>
           <w:szCs w:val="23"/>
           <w:lang w:eastAsia="en-US"/>
         </w:rPr>
-      </w:pPr>
-    </w:p>
-    <w:p>
-      <w:pPr>
-        <w:autoSpaceDE w:val="0"/>
-        <w:autoSpaceDN w:val="0"/>
-        <w:adjustRightInd w:val="0"/>
-        <w:spacing w:line="240" w:lineRule="auto"/>
+        <w:t>имеет</w:t>
+      </w:r>
+      <w:r>
+        <w:rPr>
+          <w:rFonts w:eastAsiaTheme="minorHAnsi"/>
+          <w:sz w:val="23"/>
+          <w:szCs w:val="23"/>
+          <w:lang w:val="en-US" w:eastAsia="en-US"/>
+        </w:rPr>
+        <w:t xml:space="preserve"> </w:t>
+      </w:r>
+      <w:r>
         <w:rPr>
           <w:rFonts w:eastAsiaTheme="minorHAnsi"/>
           <w:sz w:val="23"/>
           <w:szCs w:val="23"/>
           <w:lang w:eastAsia="en-US"/>
         </w:rPr>
-      </w:pPr>
+        <w:t>парной</w:t>
+      </w:r>
+      <w:r>
+        <w:rPr>
+          <w:rFonts w:eastAsiaTheme="minorHAnsi"/>
+          <w:sz w:val="23"/>
+          <w:szCs w:val="23"/>
+          <w:lang w:val="en-US" w:eastAsia="en-US"/>
+        </w:rPr>
+        <w:t xml:space="preserve"> </w:t>
+      </w:r>
       <w:r>
         <w:rPr>
           <w:rFonts w:eastAsiaTheme="minorHAnsi"/>
@@ -13785,74 +13890,37 @@
           <w:szCs w:val="23"/>
           <w:lang w:eastAsia="en-US"/>
         </w:rPr>
-        <w:t xml:space="preserve">        if (linkedPortal == null)</w:t>
-      </w:r>
-    </w:p>
-    <w:p>
-      <w:pPr>
-        <w:autoSpaceDE w:val="0"/>
-        <w:autoSpaceDN w:val="0"/>
-        <w:adjustRightInd w:val="0"/>
-        <w:spacing w:line="240" w:lineRule="auto"/>
-        <w:rPr>
-          <w:rFonts w:eastAsiaTheme="minorHAnsi"/>
-          <w:sz w:val="23"/>
-          <w:szCs w:val="23"/>
-          <w:lang w:eastAsia="en-US"/>
-        </w:rPr>
-      </w:pPr>
-      <w:r>
-        <w:rPr>
-          <w:rFonts w:eastAsiaTheme="minorHAnsi"/>
-          <w:sz w:val="23"/>
-          <w:szCs w:val="23"/>
-          <w:lang w:eastAsia="en-US"/>
-        </w:rPr>
-        <w:t xml:space="preserve">        {</w:t>
-      </w:r>
-    </w:p>
-    <w:p>
-      <w:pPr>
-        <w:autoSpaceDE w:val="0"/>
-        <w:autoSpaceDN w:val="0"/>
-        <w:adjustRightInd w:val="0"/>
-        <w:spacing w:line="240" w:lineRule="auto"/>
-        <w:rPr>
-          <w:rFonts w:eastAsiaTheme="minorHAnsi"/>
-          <w:sz w:val="23"/>
-          <w:szCs w:val="23"/>
-          <w:lang w:eastAsia="en-US"/>
-        </w:rPr>
-      </w:pPr>
-      <w:r>
-        <w:rPr>
-          <w:rFonts w:eastAsiaTheme="minorHAnsi"/>
-          <w:sz w:val="23"/>
-          <w:szCs w:val="23"/>
-          <w:lang w:eastAsia="en-US"/>
-        </w:rPr>
-        <w:t xml:space="preserve">            Debug.LogError($"Портал {name} не имеет парной связи!");</w:t>
-      </w:r>
-    </w:p>
-    <w:p>
-      <w:pPr>
-        <w:autoSpaceDE w:val="0"/>
-        <w:autoSpaceDN w:val="0"/>
-        <w:adjustRightInd w:val="0"/>
-        <w:spacing w:line="240" w:lineRule="auto"/>
-        <w:rPr>
-          <w:rFonts w:eastAsiaTheme="minorHAnsi"/>
-          <w:sz w:val="23"/>
-          <w:szCs w:val="23"/>
-          <w:lang w:val="en-US" w:eastAsia="en-US"/>
-        </w:rPr>
-      </w:pPr>
-      <w:r>
-        <w:rPr>
-          <w:rFonts w:eastAsiaTheme="minorHAnsi"/>
-          <w:sz w:val="23"/>
-          <w:szCs w:val="23"/>
-          <w:lang w:eastAsia="en-US"/>
+        <w:t>связи</w:t>
+      </w:r>
+      <w:r>
+        <w:rPr>
+          <w:rFonts w:eastAsiaTheme="minorHAnsi"/>
+          <w:sz w:val="23"/>
+          <w:szCs w:val="23"/>
+          <w:lang w:val="en-US" w:eastAsia="en-US"/>
+        </w:rPr>
+        <w:t>!");</w:t>
+      </w:r>
+    </w:p>
+    <w:p>
+      <w:pPr>
+        <w:autoSpaceDE w:val="0"/>
+        <w:autoSpaceDN w:val="0"/>
+        <w:adjustRightInd w:val="0"/>
+        <w:spacing w:line="240" w:lineRule="auto"/>
+        <w:rPr>
+          <w:rFonts w:eastAsiaTheme="minorHAnsi"/>
+          <w:sz w:val="23"/>
+          <w:szCs w:val="23"/>
+          <w:lang w:val="en-US" w:eastAsia="en-US"/>
+        </w:rPr>
+      </w:pPr>
+      <w:r>
+        <w:rPr>
+          <w:rFonts w:eastAsiaTheme="minorHAnsi"/>
+          <w:sz w:val="23"/>
+          <w:szCs w:val="23"/>
+          <w:lang w:val="en-US" w:eastAsia="en-US"/>
         </w:rPr>
         <w:t xml:space="preserve">        </w:t>
       </w:r>
@@ -14507,7 +14575,7 @@
           <w:rFonts w:eastAsiaTheme="minorHAnsi"/>
           <w:sz w:val="23"/>
           <w:szCs w:val="23"/>
-          <w:lang w:eastAsia="en-US"/>
+          <w:lang w:val="en-US" w:eastAsia="en-US"/>
         </w:rPr>
       </w:pPr>
       <w:r>
@@ -14524,7 +14592,7 @@
           <w:rFonts w:eastAsiaTheme="minorHAnsi"/>
           <w:sz w:val="23"/>
           <w:szCs w:val="23"/>
-          <w:lang w:eastAsia="en-US"/>
+          <w:lang w:val="en-US" w:eastAsia="en-US"/>
         </w:rPr>
         <w:t>isOnCooldown = false;</w:t>
       </w:r>
@@ -14539,15 +14607,15 @@
           <w:rFonts w:eastAsiaTheme="minorHAnsi"/>
           <w:sz w:val="23"/>
           <w:szCs w:val="23"/>
-          <w:lang w:eastAsia="en-US"/>
-        </w:rPr>
-      </w:pPr>
-      <w:r>
-        <w:rPr>
-          <w:rFonts w:eastAsiaTheme="minorHAnsi"/>
-          <w:sz w:val="23"/>
-          <w:szCs w:val="23"/>
-          <w:lang w:eastAsia="en-US"/>
+          <w:lang w:val="en-US" w:eastAsia="en-US"/>
+        </w:rPr>
+      </w:pPr>
+      <w:r>
+        <w:rPr>
+          <w:rFonts w:eastAsiaTheme="minorHAnsi"/>
+          <w:sz w:val="23"/>
+          <w:szCs w:val="23"/>
+          <w:lang w:val="en-US" w:eastAsia="en-US"/>
         </w:rPr>
         <w:t xml:space="preserve">    }</w:t>
       </w:r>
@@ -14562,15 +14630,15 @@
           <w:rFonts w:eastAsiaTheme="minorHAnsi"/>
           <w:sz w:val="23"/>
           <w:szCs w:val="23"/>
-          <w:lang w:eastAsia="en-US"/>
-        </w:rPr>
-      </w:pPr>
-      <w:r>
-        <w:rPr>
-          <w:rFonts w:eastAsiaTheme="minorHAnsi"/>
-          <w:sz w:val="23"/>
-          <w:szCs w:val="23"/>
-          <w:lang w:eastAsia="en-US"/>
+          <w:lang w:val="en-US" w:eastAsia="en-US"/>
+        </w:rPr>
+      </w:pPr>
+      <w:r>
+        <w:rPr>
+          <w:rFonts w:eastAsiaTheme="minorHAnsi"/>
+          <w:sz w:val="23"/>
+          <w:szCs w:val="23"/>
+          <w:lang w:val="en-US" w:eastAsia="en-US"/>
         </w:rPr>
         <w:t>}</w:t>
       </w:r>
@@ -14584,11 +14652,13 @@
         <w:jc w:val="both"/>
         <w:rPr>
           <w:b/>
+          <w:lang w:val="en-US"/>
         </w:rPr>
       </w:pPr>
       <w:r>
         <w:rPr>
           <w:b/>
+          <w:lang w:val="en-US"/>
         </w:rPr>
         <w:t>Enemy.cs</w:t>
       </w:r>
@@ -16873,7 +16943,7 @@
           <w:rFonts w:eastAsiaTheme="minorHAnsi"/>
           <w:sz w:val="23"/>
           <w:szCs w:val="23"/>
-          <w:lang w:eastAsia="en-US"/>
+          <w:lang w:val="en-US" w:eastAsia="en-US"/>
         </w:rPr>
       </w:pPr>
       <w:r>
@@ -16890,7 +16960,7 @@
           <w:rFonts w:eastAsiaTheme="minorHAnsi"/>
           <w:sz w:val="23"/>
           <w:szCs w:val="23"/>
-          <w:lang w:eastAsia="en-US"/>
+          <w:lang w:val="en-US" w:eastAsia="en-US"/>
         </w:rPr>
         <w:t>}</w:t>
       </w:r>
@@ -16905,29 +16975,29 @@
           <w:rFonts w:eastAsiaTheme="minorHAnsi"/>
           <w:sz w:val="23"/>
           <w:szCs w:val="23"/>
-          <w:lang w:eastAsia="en-US"/>
-        </w:rPr>
-      </w:pPr>
-    </w:p>
-    <w:p>
-      <w:pPr>
-        <w:autoSpaceDE w:val="0"/>
-        <w:autoSpaceDN w:val="0"/>
-        <w:adjustRightInd w:val="0"/>
-        <w:spacing w:line="240" w:lineRule="auto"/>
-        <w:rPr>
-          <w:rFonts w:eastAsiaTheme="minorHAnsi"/>
-          <w:sz w:val="23"/>
-          <w:szCs w:val="23"/>
-          <w:lang w:eastAsia="en-US"/>
-        </w:rPr>
-      </w:pPr>
-      <w:r>
-        <w:rPr>
-          <w:rFonts w:eastAsiaTheme="minorHAnsi"/>
-          <w:sz w:val="23"/>
-          <w:szCs w:val="23"/>
-          <w:lang w:eastAsia="en-US"/>
+          <w:lang w:val="en-US" w:eastAsia="en-US"/>
+        </w:rPr>
+      </w:pPr>
+    </w:p>
+    <w:p>
+      <w:pPr>
+        <w:autoSpaceDE w:val="0"/>
+        <w:autoSpaceDN w:val="0"/>
+        <w:adjustRightInd w:val="0"/>
+        <w:spacing w:line="240" w:lineRule="auto"/>
+        <w:rPr>
+          <w:rFonts w:eastAsiaTheme="minorHAnsi"/>
+          <w:sz w:val="23"/>
+          <w:szCs w:val="23"/>
+          <w:lang w:val="en-US" w:eastAsia="en-US"/>
+        </w:rPr>
+      </w:pPr>
+      <w:r>
+        <w:rPr>
+          <w:rFonts w:eastAsiaTheme="minorHAnsi"/>
+          <w:sz w:val="23"/>
+          <w:szCs w:val="23"/>
+          <w:lang w:val="en-US" w:eastAsia="en-US"/>
         </w:rPr>
         <w:lastRenderedPageBreak/>
         <w:t xml:space="preserve">        Destroy(gameObject);</w:t>
@@ -16943,15 +17013,15 @@
           <w:rFonts w:eastAsiaTheme="minorHAnsi"/>
           <w:sz w:val="23"/>
           <w:szCs w:val="23"/>
-          <w:lang w:eastAsia="en-US"/>
-        </w:rPr>
-      </w:pPr>
-      <w:r>
-        <w:rPr>
-          <w:rFonts w:eastAsiaTheme="minorHAnsi"/>
-          <w:sz w:val="23"/>
-          <w:szCs w:val="23"/>
-          <w:lang w:eastAsia="en-US"/>
+          <w:lang w:val="en-US" w:eastAsia="en-US"/>
+        </w:rPr>
+      </w:pPr>
+      <w:r>
+        <w:rPr>
+          <w:rFonts w:eastAsiaTheme="minorHAnsi"/>
+          <w:sz w:val="23"/>
+          <w:szCs w:val="23"/>
+          <w:lang w:val="en-US" w:eastAsia="en-US"/>
         </w:rPr>
         <w:t xml:space="preserve">    }</w:t>
       </w:r>
@@ -16966,15 +17036,15 @@
           <w:rFonts w:eastAsiaTheme="minorHAnsi"/>
           <w:sz w:val="23"/>
           <w:szCs w:val="23"/>
-          <w:lang w:eastAsia="en-US"/>
-        </w:rPr>
-      </w:pPr>
-      <w:r>
-        <w:rPr>
-          <w:rFonts w:eastAsiaTheme="minorHAnsi"/>
-          <w:sz w:val="23"/>
-          <w:szCs w:val="23"/>
-          <w:lang w:eastAsia="en-US"/>
+          <w:lang w:val="en-US" w:eastAsia="en-US"/>
+        </w:rPr>
+      </w:pPr>
+      <w:r>
+        <w:rPr>
+          <w:rFonts w:eastAsiaTheme="minorHAnsi"/>
+          <w:sz w:val="23"/>
+          <w:szCs w:val="23"/>
+          <w:lang w:val="en-US" w:eastAsia="en-US"/>
         </w:rPr>
         <w:t>}</w:t>
       </w:r>
@@ -16988,11 +17058,13 @@
         <w:jc w:val="both"/>
         <w:rPr>
           <w:b/>
+          <w:lang w:val="en-US"/>
         </w:rPr>
       </w:pPr>
       <w:r>
         <w:rPr>
           <w:b/>
+          <w:lang w:val="en-US"/>
         </w:rPr>
         <w:t>Mushroom.cs</w:t>
       </w:r>
@@ -18407,7 +18479,7 @@
           <w:rFonts w:eastAsiaTheme="minorHAnsi"/>
           <w:sz w:val="23"/>
           <w:szCs w:val="23"/>
-          <w:lang w:eastAsia="en-US"/>
+          <w:lang w:val="en-US" w:eastAsia="en-US"/>
         </w:rPr>
       </w:pPr>
       <w:r>
@@ -18424,7 +18496,7 @@
           <w:rFonts w:eastAsiaTheme="minorHAnsi"/>
           <w:sz w:val="23"/>
           <w:szCs w:val="23"/>
-          <w:lang w:eastAsia="en-US"/>
+          <w:lang w:val="en-US" w:eastAsia="en-US"/>
         </w:rPr>
         <w:t>}</w:t>
       </w:r>
@@ -18439,15 +18511,15 @@
           <w:rFonts w:eastAsiaTheme="minorHAnsi"/>
           <w:sz w:val="23"/>
           <w:szCs w:val="23"/>
-          <w:lang w:eastAsia="en-US"/>
-        </w:rPr>
-      </w:pPr>
-      <w:r>
-        <w:rPr>
-          <w:rFonts w:eastAsiaTheme="minorHAnsi"/>
-          <w:sz w:val="23"/>
-          <w:szCs w:val="23"/>
-          <w:lang w:eastAsia="en-US"/>
+          <w:lang w:val="en-US" w:eastAsia="en-US"/>
+        </w:rPr>
+      </w:pPr>
+      <w:r>
+        <w:rPr>
+          <w:rFonts w:eastAsiaTheme="minorHAnsi"/>
+          <w:sz w:val="23"/>
+          <w:szCs w:val="23"/>
+          <w:lang w:val="en-US" w:eastAsia="en-US"/>
         </w:rPr>
         <w:t xml:space="preserve">        }</w:t>
       </w:r>
@@ -18462,15 +18534,15 @@
           <w:rFonts w:eastAsiaTheme="minorHAnsi"/>
           <w:sz w:val="23"/>
           <w:szCs w:val="23"/>
-          <w:lang w:eastAsia="en-US"/>
-        </w:rPr>
-      </w:pPr>
-      <w:r>
-        <w:rPr>
-          <w:rFonts w:eastAsiaTheme="minorHAnsi"/>
-          <w:sz w:val="23"/>
-          <w:szCs w:val="23"/>
-          <w:lang w:eastAsia="en-US"/>
+          <w:lang w:val="en-US" w:eastAsia="en-US"/>
+        </w:rPr>
+      </w:pPr>
+      <w:r>
+        <w:rPr>
+          <w:rFonts w:eastAsiaTheme="minorHAnsi"/>
+          <w:sz w:val="23"/>
+          <w:szCs w:val="23"/>
+          <w:lang w:val="en-US" w:eastAsia="en-US"/>
         </w:rPr>
         <w:t xml:space="preserve">    }</w:t>
       </w:r>
@@ -18485,15 +18557,15 @@
           <w:rFonts w:eastAsiaTheme="minorHAnsi"/>
           <w:sz w:val="23"/>
           <w:szCs w:val="23"/>
-          <w:lang w:eastAsia="en-US"/>
-        </w:rPr>
-      </w:pPr>
-      <w:r>
-        <w:rPr>
-          <w:rFonts w:eastAsiaTheme="minorHAnsi"/>
-          <w:sz w:val="23"/>
-          <w:szCs w:val="23"/>
-          <w:lang w:eastAsia="en-US"/>
+          <w:lang w:val="en-US" w:eastAsia="en-US"/>
+        </w:rPr>
+      </w:pPr>
+      <w:r>
+        <w:rPr>
+          <w:rFonts w:eastAsiaTheme="minorHAnsi"/>
+          <w:sz w:val="23"/>
+          <w:szCs w:val="23"/>
+          <w:lang w:val="en-US" w:eastAsia="en-US"/>
         </w:rPr>
         <w:t>}</w:t>
       </w:r>
@@ -18507,11 +18579,13 @@
         <w:jc w:val="both"/>
         <w:rPr>
           <w:b/>
+          <w:lang w:val="en-US"/>
         </w:rPr>
       </w:pPr>
       <w:r>
         <w:rPr>
           <w:b/>
+          <w:lang w:val="en-US"/>
         </w:rPr>
         <w:t>PeaShooter.cs</w:t>
       </w:r>
@@ -19512,7 +19586,7 @@
           <w:rFonts w:eastAsiaTheme="minorHAnsi"/>
           <w:sz w:val="23"/>
           <w:szCs w:val="23"/>
-          <w:lang w:eastAsia="en-US"/>
+          <w:lang w:val="en-US" w:eastAsia="en-US"/>
         </w:rPr>
       </w:pPr>
       <w:r>
@@ -19529,7 +19603,7 @@
           <w:rFonts w:eastAsiaTheme="minorHAnsi"/>
           <w:sz w:val="23"/>
           <w:szCs w:val="23"/>
-          <w:lang w:eastAsia="en-US"/>
+          <w:lang w:val="en-US" w:eastAsia="en-US"/>
         </w:rPr>
         <w:t>rayDirection,</w:t>
       </w:r>
@@ -19544,15 +19618,15 @@
           <w:rFonts w:eastAsiaTheme="minorHAnsi"/>
           <w:sz w:val="23"/>
           <w:szCs w:val="23"/>
-          <w:lang w:eastAsia="en-US"/>
-        </w:rPr>
-      </w:pPr>
-      <w:r>
-        <w:rPr>
-          <w:rFonts w:eastAsiaTheme="minorHAnsi"/>
-          <w:sz w:val="23"/>
-          <w:szCs w:val="23"/>
-          <w:lang w:eastAsia="en-US"/>
+          <w:lang w:val="en-US" w:eastAsia="en-US"/>
+        </w:rPr>
+      </w:pPr>
+      <w:r>
+        <w:rPr>
+          <w:rFonts w:eastAsiaTheme="minorHAnsi"/>
+          <w:sz w:val="23"/>
+          <w:szCs w:val="23"/>
+          <w:lang w:val="en-US" w:eastAsia="en-US"/>
         </w:rPr>
         <w:t xml:space="preserve">            detectionRange,</w:t>
       </w:r>
@@ -19567,15 +19641,15 @@
           <w:rFonts w:eastAsiaTheme="minorHAnsi"/>
           <w:sz w:val="23"/>
           <w:szCs w:val="23"/>
-          <w:lang w:eastAsia="en-US"/>
-        </w:rPr>
-      </w:pPr>
-      <w:r>
-        <w:rPr>
-          <w:rFonts w:eastAsiaTheme="minorHAnsi"/>
-          <w:sz w:val="23"/>
-          <w:szCs w:val="23"/>
-          <w:lang w:eastAsia="en-US"/>
+          <w:lang w:val="en-US" w:eastAsia="en-US"/>
+        </w:rPr>
+      </w:pPr>
+      <w:r>
+        <w:rPr>
+          <w:rFonts w:eastAsiaTheme="minorHAnsi"/>
+          <w:sz w:val="23"/>
+          <w:szCs w:val="23"/>
+          <w:lang w:val="en-US" w:eastAsia="en-US"/>
         </w:rPr>
         <w:t xml:space="preserve">            playerLayer</w:t>
       </w:r>
@@ -20198,7 +20272,7 @@
           <w:rFonts w:eastAsiaTheme="minorHAnsi"/>
           <w:sz w:val="23"/>
           <w:szCs w:val="23"/>
-          <w:lang w:eastAsia="en-US"/>
+          <w:lang w:val="en-US" w:eastAsia="en-US"/>
         </w:rPr>
       </w:pPr>
       <w:r>
@@ -20215,7 +20289,7 @@
           <w:rFonts w:eastAsiaTheme="minorHAnsi"/>
           <w:sz w:val="23"/>
           <w:szCs w:val="23"/>
-          <w:lang w:eastAsia="en-US"/>
+          <w:lang w:val="en-US" w:eastAsia="en-US"/>
         </w:rPr>
         <w:t>{</w:t>
       </w:r>
@@ -20230,15 +20304,15 @@
           <w:rFonts w:eastAsiaTheme="minorHAnsi"/>
           <w:sz w:val="23"/>
           <w:szCs w:val="23"/>
-          <w:lang w:eastAsia="en-US"/>
-        </w:rPr>
-      </w:pPr>
-      <w:r>
-        <w:rPr>
-          <w:rFonts w:eastAsiaTheme="minorHAnsi"/>
-          <w:sz w:val="23"/>
-          <w:szCs w:val="23"/>
-          <w:lang w:eastAsia="en-US"/>
+          <w:lang w:val="en-US" w:eastAsia="en-US"/>
+        </w:rPr>
+      </w:pPr>
+      <w:r>
+        <w:rPr>
+          <w:rFonts w:eastAsiaTheme="minorHAnsi"/>
+          <w:sz w:val="23"/>
+          <w:szCs w:val="23"/>
+          <w:lang w:val="en-US" w:eastAsia="en-US"/>
         </w:rPr>
         <w:t xml:space="preserve">            TakeDamage();</w:t>
       </w:r>
@@ -20253,15 +20327,15 @@
           <w:rFonts w:eastAsiaTheme="minorHAnsi"/>
           <w:sz w:val="23"/>
           <w:szCs w:val="23"/>
-          <w:lang w:eastAsia="en-US"/>
-        </w:rPr>
-      </w:pPr>
-      <w:r>
-        <w:rPr>
-          <w:rFonts w:eastAsiaTheme="minorHAnsi"/>
-          <w:sz w:val="23"/>
-          <w:szCs w:val="23"/>
-          <w:lang w:eastAsia="en-US"/>
+          <w:lang w:val="en-US" w:eastAsia="en-US"/>
+        </w:rPr>
+      </w:pPr>
+      <w:r>
+        <w:rPr>
+          <w:rFonts w:eastAsiaTheme="minorHAnsi"/>
+          <w:sz w:val="23"/>
+          <w:szCs w:val="23"/>
+          <w:lang w:val="en-US" w:eastAsia="en-US"/>
         </w:rPr>
         <w:t xml:space="preserve">        }</w:t>
       </w:r>
@@ -20276,15 +20350,15 @@
           <w:rFonts w:eastAsiaTheme="minorHAnsi"/>
           <w:sz w:val="23"/>
           <w:szCs w:val="23"/>
-          <w:lang w:eastAsia="en-US"/>
-        </w:rPr>
-      </w:pPr>
-      <w:r>
-        <w:rPr>
-          <w:rFonts w:eastAsiaTheme="minorHAnsi"/>
-          <w:sz w:val="23"/>
-          <w:szCs w:val="23"/>
-          <w:lang w:eastAsia="en-US"/>
+          <w:lang w:val="en-US" w:eastAsia="en-US"/>
+        </w:rPr>
+      </w:pPr>
+      <w:r>
+        <w:rPr>
+          <w:rFonts w:eastAsiaTheme="minorHAnsi"/>
+          <w:sz w:val="23"/>
+          <w:szCs w:val="23"/>
+          <w:lang w:val="en-US" w:eastAsia="en-US"/>
         </w:rPr>
         <w:t xml:space="preserve">    }</w:t>
       </w:r>
@@ -20299,15 +20373,15 @@
           <w:rFonts w:eastAsiaTheme="minorHAnsi"/>
           <w:sz w:val="23"/>
           <w:szCs w:val="23"/>
-          <w:lang w:eastAsia="en-US"/>
-        </w:rPr>
-      </w:pPr>
-      <w:r>
-        <w:rPr>
-          <w:rFonts w:eastAsiaTheme="minorHAnsi"/>
-          <w:sz w:val="23"/>
-          <w:szCs w:val="23"/>
-          <w:lang w:eastAsia="en-US"/>
+          <w:lang w:val="en-US" w:eastAsia="en-US"/>
+        </w:rPr>
+      </w:pPr>
+      <w:r>
+        <w:rPr>
+          <w:rFonts w:eastAsiaTheme="minorHAnsi"/>
+          <w:sz w:val="23"/>
+          <w:szCs w:val="23"/>
+          <w:lang w:val="en-US" w:eastAsia="en-US"/>
         </w:rPr>
         <w:t>}</w:t>
       </w:r>
@@ -20321,11 +20395,13 @@
         <w:jc w:val="both"/>
         <w:rPr>
           <w:b/>
+          <w:lang w:val="en-US"/>
         </w:rPr>
       </w:pPr>
       <w:r>
         <w:rPr>
           <w:b/>
+          <w:lang w:val="en-US"/>
         </w:rPr>
         <w:t>Projectile.cs</w:t>
       </w:r>
@@ -21023,7 +21099,7 @@
           <w:rFonts w:eastAsiaTheme="minorHAnsi"/>
           <w:sz w:val="23"/>
           <w:szCs w:val="23"/>
-          <w:lang w:eastAsia="en-US"/>
+          <w:lang w:val="en-US" w:eastAsia="en-US"/>
         </w:rPr>
       </w:pPr>
       <w:r>
@@ -21040,7 +21116,7 @@
           <w:rFonts w:eastAsiaTheme="minorHAnsi"/>
           <w:sz w:val="23"/>
           <w:szCs w:val="23"/>
-          <w:lang w:eastAsia="en-US"/>
+          <w:lang w:val="en-US" w:eastAsia="en-US"/>
         </w:rPr>
         <w:t>}</w:t>
       </w:r>
@@ -21055,15 +21131,15 @@
           <w:rFonts w:eastAsiaTheme="minorHAnsi"/>
           <w:sz w:val="23"/>
           <w:szCs w:val="23"/>
-          <w:lang w:eastAsia="en-US"/>
-        </w:rPr>
-      </w:pPr>
-      <w:r>
-        <w:rPr>
-          <w:rFonts w:eastAsiaTheme="minorHAnsi"/>
-          <w:sz w:val="23"/>
-          <w:szCs w:val="23"/>
-          <w:lang w:eastAsia="en-US"/>
+          <w:lang w:val="en-US" w:eastAsia="en-US"/>
+        </w:rPr>
+      </w:pPr>
+      <w:r>
+        <w:rPr>
+          <w:rFonts w:eastAsiaTheme="minorHAnsi"/>
+          <w:sz w:val="23"/>
+          <w:szCs w:val="23"/>
+          <w:lang w:val="en-US" w:eastAsia="en-US"/>
         </w:rPr>
         <w:t xml:space="preserve">        }</w:t>
       </w:r>
@@ -21078,15 +21154,15 @@
           <w:rFonts w:eastAsiaTheme="minorHAnsi"/>
           <w:sz w:val="23"/>
           <w:szCs w:val="23"/>
-          <w:lang w:eastAsia="en-US"/>
-        </w:rPr>
-      </w:pPr>
-      <w:r>
-        <w:rPr>
-          <w:rFonts w:eastAsiaTheme="minorHAnsi"/>
-          <w:sz w:val="23"/>
-          <w:szCs w:val="23"/>
-          <w:lang w:eastAsia="en-US"/>
+          <w:lang w:val="en-US" w:eastAsia="en-US"/>
+        </w:rPr>
+      </w:pPr>
+      <w:r>
+        <w:rPr>
+          <w:rFonts w:eastAsiaTheme="minorHAnsi"/>
+          <w:sz w:val="23"/>
+          <w:szCs w:val="23"/>
+          <w:lang w:val="en-US" w:eastAsia="en-US"/>
         </w:rPr>
         <w:t xml:space="preserve">    }</w:t>
       </w:r>
@@ -21101,15 +21177,15 @@
           <w:rFonts w:eastAsiaTheme="minorHAnsi"/>
           <w:sz w:val="23"/>
           <w:szCs w:val="23"/>
-          <w:lang w:eastAsia="en-US"/>
-        </w:rPr>
-      </w:pPr>
-      <w:r>
-        <w:rPr>
-          <w:rFonts w:eastAsiaTheme="minorHAnsi"/>
-          <w:sz w:val="23"/>
-          <w:szCs w:val="23"/>
-          <w:lang w:eastAsia="en-US"/>
+          <w:lang w:val="en-US" w:eastAsia="en-US"/>
+        </w:rPr>
+      </w:pPr>
+      <w:r>
+        <w:rPr>
+          <w:rFonts w:eastAsiaTheme="minorHAnsi"/>
+          <w:sz w:val="23"/>
+          <w:szCs w:val="23"/>
+          <w:lang w:val="en-US" w:eastAsia="en-US"/>
         </w:rPr>
         <w:t>}</w:t>
       </w:r>
@@ -21123,11 +21199,13 @@
         <w:jc w:val="both"/>
         <w:rPr>
           <w:b/>
+          <w:lang w:val="en-US"/>
         </w:rPr>
       </w:pPr>
       <w:r>
         <w:rPr>
           <w:b/>
+          <w:lang w:val="en-US"/>
         </w:rPr>
         <w:t>LadderMovement.cs</w:t>
       </w:r>
@@ -21474,7 +21552,7 @@
           <w:rFonts w:eastAsiaTheme="minorHAnsi"/>
           <w:sz w:val="23"/>
           <w:szCs w:val="23"/>
-          <w:lang w:eastAsia="en-US"/>
+          <w:lang w:val="en-US" w:eastAsia="en-US"/>
         </w:rPr>
       </w:pPr>
       <w:r>
@@ -21491,7 +21569,7 @@
           <w:rFonts w:eastAsiaTheme="minorHAnsi"/>
           <w:sz w:val="23"/>
           <w:szCs w:val="23"/>
-          <w:lang w:eastAsia="en-US"/>
+          <w:lang w:val="en-US" w:eastAsia="en-US"/>
         </w:rPr>
         <w:t>{</w:t>
       </w:r>
@@ -21506,15 +21584,15 @@
           <w:rFonts w:eastAsiaTheme="minorHAnsi"/>
           <w:sz w:val="23"/>
           <w:szCs w:val="23"/>
-          <w:lang w:eastAsia="en-US"/>
-        </w:rPr>
-      </w:pPr>
-      <w:r>
-        <w:rPr>
-          <w:rFonts w:eastAsiaTheme="minorHAnsi"/>
-          <w:sz w:val="23"/>
-          <w:szCs w:val="23"/>
-          <w:lang w:eastAsia="en-US"/>
+          <w:lang w:val="en-US" w:eastAsia="en-US"/>
+        </w:rPr>
+      </w:pPr>
+      <w:r>
+        <w:rPr>
+          <w:rFonts w:eastAsiaTheme="minorHAnsi"/>
+          <w:sz w:val="23"/>
+          <w:szCs w:val="23"/>
+          <w:lang w:val="en-US" w:eastAsia="en-US"/>
         </w:rPr>
         <w:t xml:space="preserve">            isClimbing = true;</w:t>
       </w:r>
@@ -22170,7 +22248,7 @@
           <w:rFonts w:eastAsiaTheme="minorHAnsi"/>
           <w:sz w:val="23"/>
           <w:szCs w:val="23"/>
-          <w:lang w:eastAsia="en-US"/>
+          <w:lang w:val="en-US" w:eastAsia="en-US"/>
         </w:rPr>
       </w:pPr>
       <w:r>
@@ -22187,7 +22265,7 @@
           <w:rFonts w:eastAsiaTheme="minorHAnsi"/>
           <w:sz w:val="23"/>
           <w:szCs w:val="23"/>
-          <w:lang w:eastAsia="en-US"/>
+          <w:lang w:val="en-US" w:eastAsia="en-US"/>
         </w:rPr>
         <w:t>isClimbing = false;</w:t>
       </w:r>
@@ -22202,15 +22280,15 @@
           <w:rFonts w:eastAsiaTheme="minorHAnsi"/>
           <w:sz w:val="23"/>
           <w:szCs w:val="23"/>
-          <w:lang w:eastAsia="en-US"/>
-        </w:rPr>
-      </w:pPr>
-      <w:r>
-        <w:rPr>
-          <w:rFonts w:eastAsiaTheme="minorHAnsi"/>
-          <w:sz w:val="23"/>
-          <w:szCs w:val="23"/>
-          <w:lang w:eastAsia="en-US"/>
+          <w:lang w:val="en-US" w:eastAsia="en-US"/>
+        </w:rPr>
+      </w:pPr>
+      <w:r>
+        <w:rPr>
+          <w:rFonts w:eastAsiaTheme="minorHAnsi"/>
+          <w:sz w:val="23"/>
+          <w:szCs w:val="23"/>
+          <w:lang w:val="en-US" w:eastAsia="en-US"/>
         </w:rPr>
         <w:t xml:space="preserve">        }</w:t>
       </w:r>
@@ -22225,15 +22303,15 @@
           <w:rFonts w:eastAsiaTheme="minorHAnsi"/>
           <w:sz w:val="23"/>
           <w:szCs w:val="23"/>
-          <w:lang w:eastAsia="en-US"/>
-        </w:rPr>
-      </w:pPr>
-      <w:r>
-        <w:rPr>
-          <w:rFonts w:eastAsiaTheme="minorHAnsi"/>
-          <w:sz w:val="23"/>
-          <w:szCs w:val="23"/>
-          <w:lang w:eastAsia="en-US"/>
+          <w:lang w:val="en-US" w:eastAsia="en-US"/>
+        </w:rPr>
+      </w:pPr>
+      <w:r>
+        <w:rPr>
+          <w:rFonts w:eastAsiaTheme="minorHAnsi"/>
+          <w:sz w:val="23"/>
+          <w:szCs w:val="23"/>
+          <w:lang w:val="en-US" w:eastAsia="en-US"/>
         </w:rPr>
         <w:t xml:space="preserve">    }</w:t>
       </w:r>
@@ -22248,15 +22326,15 @@
           <w:rFonts w:eastAsiaTheme="minorHAnsi"/>
           <w:sz w:val="23"/>
           <w:szCs w:val="23"/>
-          <w:lang w:eastAsia="en-US"/>
-        </w:rPr>
-      </w:pPr>
-      <w:r>
-        <w:rPr>
-          <w:rFonts w:eastAsiaTheme="minorHAnsi"/>
-          <w:sz w:val="23"/>
-          <w:szCs w:val="23"/>
-          <w:lang w:eastAsia="en-US"/>
+          <w:lang w:val="en-US" w:eastAsia="en-US"/>
+        </w:rPr>
+      </w:pPr>
+      <w:r>
+        <w:rPr>
+          <w:rFonts w:eastAsiaTheme="minorHAnsi"/>
+          <w:sz w:val="23"/>
+          <w:szCs w:val="23"/>
+          <w:lang w:val="en-US" w:eastAsia="en-US"/>
         </w:rPr>
         <w:t>}</w:t>
       </w:r>
@@ -22270,11 +22348,13 @@
         <w:jc w:val="both"/>
         <w:rPr>
           <w:b/>
+          <w:lang w:val="en-US"/>
         </w:rPr>
       </w:pPr>
       <w:r>
         <w:rPr>
           <w:b/>
+          <w:lang w:val="en-US"/>
         </w:rPr>
         <w:t>PlayerController.cs</w:t>
       </w:r>
@@ -25877,11 +25957,13 @@
         <w:jc w:val="both"/>
         <w:rPr>
           <w:b/>
+          <w:lang w:val="en-US"/>
         </w:rPr>
       </w:pPr>
       <w:r>
         <w:rPr>
           <w:b/>
+          <w:lang w:val="en-US"/>
         </w:rPr>
         <w:t>PlayerExperience.cs</w:t>
       </w:r>
@@ -27836,7 +27918,7 @@
           <w:rFonts w:eastAsiaTheme="minorHAnsi"/>
           <w:sz w:val="23"/>
           <w:szCs w:val="23"/>
-          <w:lang w:eastAsia="en-US"/>
+          <w:lang w:val="en-US" w:eastAsia="en-US"/>
         </w:rPr>
       </w:pPr>
       <w:r>
@@ -27853,7 +27935,7 @@
           <w:rFonts w:eastAsiaTheme="minorHAnsi"/>
           <w:sz w:val="23"/>
           <w:szCs w:val="23"/>
-          <w:lang w:eastAsia="en-US"/>
+          <w:lang w:val="en-US" w:eastAsia="en-US"/>
         </w:rPr>
         <w:t>}</w:t>
       </w:r>
@@ -27868,15 +27950,15 @@
           <w:rFonts w:eastAsiaTheme="minorHAnsi"/>
           <w:sz w:val="23"/>
           <w:szCs w:val="23"/>
-          <w:lang w:eastAsia="en-US"/>
-        </w:rPr>
-      </w:pPr>
-      <w:r>
-        <w:rPr>
-          <w:rFonts w:eastAsiaTheme="minorHAnsi"/>
-          <w:sz w:val="23"/>
-          <w:szCs w:val="23"/>
-          <w:lang w:eastAsia="en-US"/>
+          <w:lang w:val="en-US" w:eastAsia="en-US"/>
+        </w:rPr>
+      </w:pPr>
+      <w:r>
+        <w:rPr>
+          <w:rFonts w:eastAsiaTheme="minorHAnsi"/>
+          <w:sz w:val="23"/>
+          <w:szCs w:val="23"/>
+          <w:lang w:val="en-US" w:eastAsia="en-US"/>
         </w:rPr>
         <w:t>}</w:t>
       </w:r>
@@ -27890,11 +27972,13 @@
         <w:jc w:val="both"/>
         <w:rPr>
           <w:b/>
+          <w:lang w:val="en-US"/>
         </w:rPr>
       </w:pPr>
       <w:r>
         <w:rPr>
           <w:b/>
+          <w:lang w:val="en-US"/>
         </w:rPr>
         <w:lastRenderedPageBreak/>
         <w:t>EndGameDisplay.cs</w:t>
@@ -28310,7 +28394,7 @@
           <w:rFonts w:eastAsiaTheme="minorHAnsi"/>
           <w:sz w:val="23"/>
           <w:szCs w:val="23"/>
-          <w:lang w:eastAsia="en-US"/>
+          <w:lang w:val="en-US" w:eastAsia="en-US"/>
         </w:rPr>
       </w:pPr>
       <w:r>
@@ -28327,7 +28411,7 @@
           <w:rFonts w:eastAsiaTheme="minorHAnsi"/>
           <w:sz w:val="23"/>
           <w:szCs w:val="23"/>
-          <w:lang w:eastAsia="en-US"/>
+          <w:lang w:val="en-US" w:eastAsia="en-US"/>
         </w:rPr>
         <w:t>}</w:t>
       </w:r>
@@ -28342,15 +28426,15 @@
           <w:rFonts w:eastAsiaTheme="minorHAnsi"/>
           <w:sz w:val="23"/>
           <w:szCs w:val="23"/>
-          <w:lang w:eastAsia="en-US"/>
-        </w:rPr>
-      </w:pPr>
-      <w:r>
-        <w:rPr>
-          <w:rFonts w:eastAsiaTheme="minorHAnsi"/>
-          <w:sz w:val="23"/>
-          <w:szCs w:val="23"/>
-          <w:lang w:eastAsia="en-US"/>
+          <w:lang w:val="en-US" w:eastAsia="en-US"/>
+        </w:rPr>
+      </w:pPr>
+      <w:r>
+        <w:rPr>
+          <w:rFonts w:eastAsiaTheme="minorHAnsi"/>
+          <w:sz w:val="23"/>
+          <w:szCs w:val="23"/>
+          <w:lang w:val="en-US" w:eastAsia="en-US"/>
         </w:rPr>
         <w:t>}</w:t>
       </w:r>
@@ -28364,11 +28448,13 @@
         <w:jc w:val="both"/>
         <w:rPr>
           <w:b/>
+          <w:lang w:val="en-US"/>
         </w:rPr>
       </w:pPr>
       <w:r>
         <w:rPr>
           <w:b/>
+          <w:lang w:val="en-US"/>
         </w:rPr>
         <w:t>FinishTrigger.cs</w:t>
       </w:r>
@@ -28784,15 +28870,392 @@
           <w:rFonts w:eastAsiaTheme="minorHAnsi"/>
           <w:sz w:val="23"/>
           <w:szCs w:val="23"/>
+          <w:lang w:val="en-US" w:eastAsia="en-US"/>
+        </w:rPr>
+      </w:pPr>
+      <w:r>
+        <w:rPr>
+          <w:rFonts w:eastAsiaTheme="minorHAnsi"/>
+          <w:sz w:val="23"/>
+          <w:szCs w:val="23"/>
+          <w:lang w:val="en-US" w:eastAsia="en-US"/>
+        </w:rPr>
+        <w:t xml:space="preserve">        </w:t>
+      </w:r>
+      <w:r>
+        <w:rPr>
+          <w:rFonts w:eastAsiaTheme="minorHAnsi"/>
+          <w:sz w:val="23"/>
+          <w:szCs w:val="23"/>
+          <w:lang w:val="en-US" w:eastAsia="en-US"/>
+        </w:rPr>
+        <w:t>{</w:t>
+      </w:r>
+    </w:p>
+    <w:p>
+      <w:pPr>
+        <w:autoSpaceDE w:val="0"/>
+        <w:autoSpaceDN w:val="0"/>
+        <w:adjustRightInd w:val="0"/>
+        <w:spacing w:line="240" w:lineRule="auto"/>
+        <w:rPr>
+          <w:rFonts w:eastAsiaTheme="minorHAnsi"/>
+          <w:sz w:val="23"/>
+          <w:szCs w:val="23"/>
+          <w:lang w:val="en-US" w:eastAsia="en-US"/>
+        </w:rPr>
+      </w:pPr>
+      <w:r>
+        <w:rPr>
+          <w:rFonts w:eastAsiaTheme="minorHAnsi"/>
+          <w:sz w:val="23"/>
+          <w:szCs w:val="23"/>
+          <w:lang w:val="en-US" w:eastAsia="en-US"/>
+        </w:rPr>
+        <w:t xml:space="preserve">            Debug.Log("</w:t>
+      </w:r>
+      <w:r>
+        <w:rPr>
+          <w:rFonts w:eastAsiaTheme="minorHAnsi"/>
+          <w:sz w:val="23"/>
+          <w:szCs w:val="23"/>
           <w:lang w:eastAsia="en-US"/>
         </w:rPr>
-      </w:pPr>
-      <w:r>
-        <w:rPr>
-          <w:rFonts w:eastAsiaTheme="minorHAnsi"/>
-          <w:sz w:val="23"/>
-          <w:szCs w:val="23"/>
-          <w:lang w:val="en-US" w:eastAsia="en-US"/>
+        <w:t>Уровень</w:t>
+      </w:r>
+      <w:r>
+        <w:rPr>
+          <w:rFonts w:eastAsiaTheme="minorHAnsi"/>
+          <w:sz w:val="23"/>
+          <w:szCs w:val="23"/>
+          <w:lang w:val="en-US" w:eastAsia="en-US"/>
+        </w:rPr>
+        <w:t xml:space="preserve"> </w:t>
+      </w:r>
+      <w:r>
+        <w:rPr>
+          <w:rFonts w:eastAsiaTheme="minorHAnsi"/>
+          <w:sz w:val="23"/>
+          <w:szCs w:val="23"/>
+          <w:lang w:eastAsia="en-US"/>
+        </w:rPr>
+        <w:t>завершен</w:t>
+      </w:r>
+      <w:r>
+        <w:rPr>
+          <w:rFonts w:eastAsiaTheme="minorHAnsi"/>
+          <w:sz w:val="23"/>
+          <w:szCs w:val="23"/>
+          <w:lang w:val="en-US" w:eastAsia="en-US"/>
+        </w:rPr>
+        <w:t xml:space="preserve">! </w:t>
+      </w:r>
+      <w:r>
+        <w:rPr>
+          <w:rFonts w:eastAsiaTheme="minorHAnsi"/>
+          <w:sz w:val="23"/>
+          <w:szCs w:val="23"/>
+          <w:lang w:eastAsia="en-US"/>
+        </w:rPr>
+        <w:t>Сохраняем</w:t>
+      </w:r>
+      <w:r>
+        <w:rPr>
+          <w:rFonts w:eastAsiaTheme="minorHAnsi"/>
+          <w:sz w:val="23"/>
+          <w:szCs w:val="23"/>
+          <w:lang w:val="en-US" w:eastAsia="en-US"/>
+        </w:rPr>
+        <w:t xml:space="preserve"> </w:t>
+      </w:r>
+      <w:r>
+        <w:rPr>
+          <w:rFonts w:eastAsiaTheme="minorHAnsi"/>
+          <w:sz w:val="23"/>
+          <w:szCs w:val="23"/>
+          <w:lang w:eastAsia="en-US"/>
+        </w:rPr>
+        <w:t>результат</w:t>
+      </w:r>
+      <w:r>
+        <w:rPr>
+          <w:rFonts w:eastAsiaTheme="minorHAnsi"/>
+          <w:sz w:val="23"/>
+          <w:szCs w:val="23"/>
+          <w:lang w:val="en-US" w:eastAsia="en-US"/>
+        </w:rPr>
+        <w:t>...");</w:t>
+      </w:r>
+    </w:p>
+    <w:p>
+      <w:pPr>
+        <w:autoSpaceDE w:val="0"/>
+        <w:autoSpaceDN w:val="0"/>
+        <w:adjustRightInd w:val="0"/>
+        <w:spacing w:line="240" w:lineRule="auto"/>
+        <w:rPr>
+          <w:rFonts w:eastAsiaTheme="minorHAnsi"/>
+          <w:sz w:val="23"/>
+          <w:szCs w:val="23"/>
+          <w:lang w:val="en-US" w:eastAsia="en-US"/>
+        </w:rPr>
+      </w:pPr>
+      <w:r>
+        <w:rPr>
+          <w:rFonts w:eastAsiaTheme="minorHAnsi"/>
+          <w:sz w:val="23"/>
+          <w:szCs w:val="23"/>
+          <w:lang w:val="en-US" w:eastAsia="en-US"/>
+        </w:rPr>
+        <w:t xml:space="preserve">            </w:t>
+      </w:r>
+      <w:r>
+        <w:rPr>
+          <w:rFonts w:eastAsiaTheme="minorHAnsi"/>
+          <w:sz w:val="23"/>
+          <w:szCs w:val="23"/>
+          <w:lang w:val="en-US" w:eastAsia="en-US"/>
+        </w:rPr>
+        <w:t>levelController.FinishLevel();</w:t>
+      </w:r>
+    </w:p>
+    <w:p>
+      <w:pPr>
+        <w:autoSpaceDE w:val="0"/>
+        <w:autoSpaceDN w:val="0"/>
+        <w:adjustRightInd w:val="0"/>
+        <w:spacing w:line="240" w:lineRule="auto"/>
+        <w:rPr>
+          <w:rFonts w:eastAsiaTheme="minorHAnsi"/>
+          <w:sz w:val="23"/>
+          <w:szCs w:val="23"/>
+          <w:lang w:val="en-US" w:eastAsia="en-US"/>
+        </w:rPr>
+      </w:pPr>
+      <w:r>
+        <w:rPr>
+          <w:rFonts w:eastAsiaTheme="minorHAnsi"/>
+          <w:sz w:val="23"/>
+          <w:szCs w:val="23"/>
+          <w:lang w:val="en-US" w:eastAsia="en-US"/>
+        </w:rPr>
+        <w:t xml:space="preserve">        }</w:t>
+      </w:r>
+    </w:p>
+    <w:p>
+      <w:pPr>
+        <w:autoSpaceDE w:val="0"/>
+        <w:autoSpaceDN w:val="0"/>
+        <w:adjustRightInd w:val="0"/>
+        <w:spacing w:line="240" w:lineRule="auto"/>
+        <w:rPr>
+          <w:rFonts w:eastAsiaTheme="minorHAnsi"/>
+          <w:sz w:val="23"/>
+          <w:szCs w:val="23"/>
+          <w:lang w:val="en-US" w:eastAsia="en-US"/>
+        </w:rPr>
+      </w:pPr>
+      <w:r>
+        <w:rPr>
+          <w:rFonts w:eastAsiaTheme="minorHAnsi"/>
+          <w:sz w:val="23"/>
+          <w:szCs w:val="23"/>
+          <w:lang w:val="en-US" w:eastAsia="en-US"/>
+        </w:rPr>
+        <w:t xml:space="preserve">        else</w:t>
+      </w:r>
+    </w:p>
+    <w:p>
+      <w:pPr>
+        <w:autoSpaceDE w:val="0"/>
+        <w:autoSpaceDN w:val="0"/>
+        <w:adjustRightInd w:val="0"/>
+        <w:spacing w:line="240" w:lineRule="auto"/>
+        <w:rPr>
+          <w:rFonts w:eastAsiaTheme="minorHAnsi"/>
+          <w:sz w:val="23"/>
+          <w:szCs w:val="23"/>
+          <w:lang w:val="en-US" w:eastAsia="en-US"/>
+        </w:rPr>
+      </w:pPr>
+      <w:r>
+        <w:rPr>
+          <w:rFonts w:eastAsiaTheme="minorHAnsi"/>
+          <w:sz w:val="23"/>
+          <w:szCs w:val="23"/>
+          <w:lang w:val="en-US" w:eastAsia="en-US"/>
+        </w:rPr>
+        <w:t xml:space="preserve">        {</w:t>
+      </w:r>
+    </w:p>
+    <w:p>
+      <w:pPr>
+        <w:autoSpaceDE w:val="0"/>
+        <w:autoSpaceDN w:val="0"/>
+        <w:adjustRightInd w:val="0"/>
+        <w:spacing w:line="240" w:lineRule="auto"/>
+        <w:rPr>
+          <w:rFonts w:eastAsiaTheme="minorHAnsi"/>
+          <w:sz w:val="23"/>
+          <w:szCs w:val="23"/>
+          <w:lang w:eastAsia="en-US"/>
+        </w:rPr>
+      </w:pPr>
+      <w:r>
+        <w:rPr>
+          <w:rFonts w:eastAsiaTheme="minorHAnsi"/>
+          <w:sz w:val="23"/>
+          <w:szCs w:val="23"/>
+          <w:lang w:val="en-US" w:eastAsia="en-US"/>
+        </w:rPr>
+        <w:t xml:space="preserve">            Debug</w:t>
+      </w:r>
+      <w:r>
+        <w:rPr>
+          <w:rFonts w:eastAsiaTheme="minorHAnsi"/>
+          <w:sz w:val="23"/>
+          <w:szCs w:val="23"/>
+          <w:lang w:eastAsia="en-US"/>
+        </w:rPr>
+        <w:t>.</w:t>
+      </w:r>
+      <w:r>
+        <w:rPr>
+          <w:rFonts w:eastAsiaTheme="minorHAnsi"/>
+          <w:sz w:val="23"/>
+          <w:szCs w:val="23"/>
+          <w:lang w:val="en-US" w:eastAsia="en-US"/>
+        </w:rPr>
+        <w:t>LogError</w:t>
+      </w:r>
+      <w:r>
+        <w:rPr>
+          <w:rFonts w:eastAsiaTheme="minorHAnsi"/>
+          <w:sz w:val="23"/>
+          <w:szCs w:val="23"/>
+          <w:lang w:eastAsia="en-US"/>
+        </w:rPr>
+        <w:t>("</w:t>
+      </w:r>
+      <w:r>
+        <w:rPr>
+          <w:rFonts w:eastAsiaTheme="minorHAnsi"/>
+          <w:sz w:val="23"/>
+          <w:szCs w:val="23"/>
+          <w:lang w:val="en-US" w:eastAsia="en-US"/>
+        </w:rPr>
+        <w:t>LevelController</w:t>
+      </w:r>
+      <w:r>
+        <w:rPr>
+          <w:rFonts w:eastAsiaTheme="minorHAnsi"/>
+          <w:sz w:val="23"/>
+          <w:szCs w:val="23"/>
+          <w:lang w:eastAsia="en-US"/>
+        </w:rPr>
+        <w:t xml:space="preserve"> </w:t>
+      </w:r>
+      <w:r>
+        <w:rPr>
+          <w:rFonts w:eastAsiaTheme="minorHAnsi"/>
+          <w:sz w:val="23"/>
+          <w:szCs w:val="23"/>
+          <w:lang w:eastAsia="en-US"/>
+        </w:rPr>
+        <w:t>не</w:t>
+      </w:r>
+      <w:r>
+        <w:rPr>
+          <w:rFonts w:eastAsiaTheme="minorHAnsi"/>
+          <w:sz w:val="23"/>
+          <w:szCs w:val="23"/>
+          <w:lang w:eastAsia="en-US"/>
+        </w:rPr>
+        <w:t xml:space="preserve"> </w:t>
+      </w:r>
+      <w:r>
+        <w:rPr>
+          <w:rFonts w:eastAsiaTheme="minorHAnsi"/>
+          <w:sz w:val="23"/>
+          <w:szCs w:val="23"/>
+          <w:lang w:eastAsia="en-US"/>
+        </w:rPr>
+        <w:t>найден</w:t>
+      </w:r>
+      <w:r>
+        <w:rPr>
+          <w:rFonts w:eastAsiaTheme="minorHAnsi"/>
+          <w:sz w:val="23"/>
+          <w:szCs w:val="23"/>
+          <w:lang w:eastAsia="en-US"/>
+        </w:rPr>
+        <w:t xml:space="preserve"> </w:t>
+      </w:r>
+      <w:r>
+        <w:rPr>
+          <w:rFonts w:eastAsiaTheme="minorHAnsi"/>
+          <w:sz w:val="23"/>
+          <w:szCs w:val="23"/>
+          <w:lang w:eastAsia="en-US"/>
+        </w:rPr>
+        <w:t>на</w:t>
+      </w:r>
+      <w:r>
+        <w:rPr>
+          <w:rFonts w:eastAsiaTheme="minorHAnsi"/>
+          <w:sz w:val="23"/>
+          <w:szCs w:val="23"/>
+          <w:lang w:eastAsia="en-US"/>
+        </w:rPr>
+        <w:t xml:space="preserve"> </w:t>
+      </w:r>
+      <w:r>
+        <w:rPr>
+          <w:rFonts w:eastAsiaTheme="minorHAnsi"/>
+          <w:sz w:val="23"/>
+          <w:szCs w:val="23"/>
+          <w:lang w:eastAsia="en-US"/>
+        </w:rPr>
+        <w:t>сцене</w:t>
+      </w:r>
+      <w:r>
+        <w:rPr>
+          <w:rFonts w:eastAsiaTheme="minorHAnsi"/>
+          <w:sz w:val="23"/>
+          <w:szCs w:val="23"/>
+          <w:lang w:eastAsia="en-US"/>
+        </w:rPr>
+        <w:t xml:space="preserve">! </w:t>
+      </w:r>
+      <w:r>
+        <w:rPr>
+          <w:rFonts w:eastAsiaTheme="minorHAnsi"/>
+          <w:sz w:val="23"/>
+          <w:szCs w:val="23"/>
+          <w:lang w:eastAsia="en-US"/>
+        </w:rPr>
+        <w:t>Добавьте его на любой объект уровня.");</w:t>
+      </w:r>
+    </w:p>
+    <w:p>
+      <w:pPr>
+        <w:autoSpaceDE w:val="0"/>
+        <w:autoSpaceDN w:val="0"/>
+        <w:adjustRightInd w:val="0"/>
+        <w:spacing w:line="240" w:lineRule="auto"/>
+        <w:rPr>
+          <w:rFonts w:eastAsiaTheme="minorHAnsi"/>
+          <w:sz w:val="23"/>
+          <w:szCs w:val="23"/>
+          <w:lang w:val="en-US" w:eastAsia="en-US"/>
+        </w:rPr>
+      </w:pPr>
+      <w:r>
+        <w:rPr>
+          <w:rFonts w:eastAsiaTheme="minorHAnsi"/>
+          <w:sz w:val="23"/>
+          <w:szCs w:val="23"/>
+          <w:lang w:eastAsia="en-US"/>
         </w:rPr>
         <w:t xml:space="preserve">        </w:t>
       </w:r>
@@ -28801,281 +29264,30 @@
           <w:rFonts w:eastAsiaTheme="minorHAnsi"/>
           <w:sz w:val="23"/>
           <w:szCs w:val="23"/>
-          <w:lang w:eastAsia="en-US"/>
-        </w:rPr>
-        <w:t>{</w:t>
-      </w:r>
-    </w:p>
-    <w:p>
-      <w:pPr>
-        <w:autoSpaceDE w:val="0"/>
-        <w:autoSpaceDN w:val="0"/>
-        <w:adjustRightInd w:val="0"/>
-        <w:spacing w:line="240" w:lineRule="auto"/>
-        <w:rPr>
-          <w:rFonts w:eastAsiaTheme="minorHAnsi"/>
-          <w:sz w:val="23"/>
-          <w:szCs w:val="23"/>
-          <w:lang w:eastAsia="en-US"/>
-        </w:rPr>
-      </w:pPr>
-      <w:r>
-        <w:rPr>
-          <w:rFonts w:eastAsiaTheme="minorHAnsi"/>
-          <w:sz w:val="23"/>
-          <w:szCs w:val="23"/>
-          <w:lang w:eastAsia="en-US"/>
-        </w:rPr>
-        <w:t xml:space="preserve">            Debug.Log("Уровень завершен! Сохраняем результат...");</w:t>
-      </w:r>
-    </w:p>
-    <w:p>
-      <w:pPr>
-        <w:autoSpaceDE w:val="0"/>
-        <w:autoSpaceDN w:val="0"/>
-        <w:adjustRightInd w:val="0"/>
-        <w:spacing w:line="240" w:lineRule="auto"/>
-        <w:rPr>
-          <w:rFonts w:eastAsiaTheme="minorHAnsi"/>
-          <w:sz w:val="23"/>
-          <w:szCs w:val="23"/>
-          <w:lang w:val="en-US" w:eastAsia="en-US"/>
-        </w:rPr>
-      </w:pPr>
-      <w:r>
-        <w:rPr>
-          <w:rFonts w:eastAsiaTheme="minorHAnsi"/>
-          <w:sz w:val="23"/>
-          <w:szCs w:val="23"/>
-          <w:lang w:eastAsia="en-US"/>
-        </w:rPr>
-        <w:t xml:space="preserve">            </w:t>
-      </w:r>
-      <w:r>
-        <w:rPr>
-          <w:rFonts w:eastAsiaTheme="minorHAnsi"/>
-          <w:sz w:val="23"/>
-          <w:szCs w:val="23"/>
-          <w:lang w:val="en-US" w:eastAsia="en-US"/>
-        </w:rPr>
-        <w:t>levelController.FinishLevel();</w:t>
-      </w:r>
-    </w:p>
-    <w:p>
-      <w:pPr>
-        <w:autoSpaceDE w:val="0"/>
-        <w:autoSpaceDN w:val="0"/>
-        <w:adjustRightInd w:val="0"/>
-        <w:spacing w:line="240" w:lineRule="auto"/>
-        <w:rPr>
-          <w:rFonts w:eastAsiaTheme="minorHAnsi"/>
-          <w:sz w:val="23"/>
-          <w:szCs w:val="23"/>
-          <w:lang w:val="en-US" w:eastAsia="en-US"/>
-        </w:rPr>
-      </w:pPr>
-      <w:r>
-        <w:rPr>
-          <w:rFonts w:eastAsiaTheme="minorHAnsi"/>
-          <w:sz w:val="23"/>
-          <w:szCs w:val="23"/>
-          <w:lang w:val="en-US" w:eastAsia="en-US"/>
-        </w:rPr>
-        <w:t xml:space="preserve">        }</w:t>
-      </w:r>
-    </w:p>
-    <w:p>
-      <w:pPr>
-        <w:autoSpaceDE w:val="0"/>
-        <w:autoSpaceDN w:val="0"/>
-        <w:adjustRightInd w:val="0"/>
-        <w:spacing w:line="240" w:lineRule="auto"/>
-        <w:rPr>
-          <w:rFonts w:eastAsiaTheme="minorHAnsi"/>
-          <w:sz w:val="23"/>
-          <w:szCs w:val="23"/>
-          <w:lang w:val="en-US" w:eastAsia="en-US"/>
-        </w:rPr>
-      </w:pPr>
-      <w:r>
-        <w:rPr>
-          <w:rFonts w:eastAsiaTheme="minorHAnsi"/>
-          <w:sz w:val="23"/>
-          <w:szCs w:val="23"/>
-          <w:lang w:val="en-US" w:eastAsia="en-US"/>
-        </w:rPr>
-        <w:t xml:space="preserve">        else</w:t>
-      </w:r>
-    </w:p>
-    <w:p>
-      <w:pPr>
-        <w:autoSpaceDE w:val="0"/>
-        <w:autoSpaceDN w:val="0"/>
-        <w:adjustRightInd w:val="0"/>
-        <w:spacing w:line="240" w:lineRule="auto"/>
-        <w:rPr>
-          <w:rFonts w:eastAsiaTheme="minorHAnsi"/>
-          <w:sz w:val="23"/>
-          <w:szCs w:val="23"/>
-          <w:lang w:val="en-US" w:eastAsia="en-US"/>
-        </w:rPr>
-      </w:pPr>
-      <w:r>
-        <w:rPr>
-          <w:rFonts w:eastAsiaTheme="minorHAnsi"/>
-          <w:sz w:val="23"/>
-          <w:szCs w:val="23"/>
-          <w:lang w:val="en-US" w:eastAsia="en-US"/>
-        </w:rPr>
-        <w:t xml:space="preserve">        {</w:t>
-      </w:r>
-    </w:p>
-    <w:p>
-      <w:pPr>
-        <w:autoSpaceDE w:val="0"/>
-        <w:autoSpaceDN w:val="0"/>
-        <w:adjustRightInd w:val="0"/>
-        <w:spacing w:line="240" w:lineRule="auto"/>
-        <w:rPr>
-          <w:rFonts w:eastAsiaTheme="minorHAnsi"/>
-          <w:sz w:val="23"/>
-          <w:szCs w:val="23"/>
-          <w:lang w:eastAsia="en-US"/>
-        </w:rPr>
-      </w:pPr>
-      <w:r>
-        <w:rPr>
-          <w:rFonts w:eastAsiaTheme="minorHAnsi"/>
-          <w:sz w:val="23"/>
-          <w:szCs w:val="23"/>
-          <w:lang w:val="en-US" w:eastAsia="en-US"/>
-        </w:rPr>
-        <w:t xml:space="preserve">            Debug.LogError("LevelController </w:t>
-      </w:r>
-      <w:r>
-        <w:rPr>
-          <w:rFonts w:eastAsiaTheme="minorHAnsi"/>
-          <w:sz w:val="23"/>
-          <w:szCs w:val="23"/>
-          <w:lang w:eastAsia="en-US"/>
-        </w:rPr>
-        <w:t>не</w:t>
-      </w:r>
-      <w:r>
-        <w:rPr>
-          <w:rFonts w:eastAsiaTheme="minorHAnsi"/>
-          <w:sz w:val="23"/>
-          <w:szCs w:val="23"/>
-          <w:lang w:val="en-US" w:eastAsia="en-US"/>
-        </w:rPr>
-        <w:t xml:space="preserve"> </w:t>
-      </w:r>
-      <w:r>
-        <w:rPr>
-          <w:rFonts w:eastAsiaTheme="minorHAnsi"/>
-          <w:sz w:val="23"/>
-          <w:szCs w:val="23"/>
-          <w:lang w:eastAsia="en-US"/>
-        </w:rPr>
-        <w:t>найден</w:t>
-      </w:r>
-      <w:r>
-        <w:rPr>
-          <w:rFonts w:eastAsiaTheme="minorHAnsi"/>
-          <w:sz w:val="23"/>
-          <w:szCs w:val="23"/>
-          <w:lang w:val="en-US" w:eastAsia="en-US"/>
-        </w:rPr>
-        <w:t xml:space="preserve"> </w:t>
-      </w:r>
-      <w:r>
-        <w:rPr>
-          <w:rFonts w:eastAsiaTheme="minorHAnsi"/>
-          <w:sz w:val="23"/>
-          <w:szCs w:val="23"/>
-          <w:lang w:eastAsia="en-US"/>
-        </w:rPr>
-        <w:t>на</w:t>
-      </w:r>
-      <w:r>
-        <w:rPr>
-          <w:rFonts w:eastAsiaTheme="minorHAnsi"/>
-          <w:sz w:val="23"/>
-          <w:szCs w:val="23"/>
-          <w:lang w:val="en-US" w:eastAsia="en-US"/>
-        </w:rPr>
-        <w:t xml:space="preserve"> </w:t>
-      </w:r>
-      <w:r>
-        <w:rPr>
-          <w:rFonts w:eastAsiaTheme="minorHAnsi"/>
-          <w:sz w:val="23"/>
-          <w:szCs w:val="23"/>
-          <w:lang w:eastAsia="en-US"/>
-        </w:rPr>
-        <w:t>сцене</w:t>
-      </w:r>
-      <w:r>
-        <w:rPr>
-          <w:rFonts w:eastAsiaTheme="minorHAnsi"/>
-          <w:sz w:val="23"/>
-          <w:szCs w:val="23"/>
-          <w:lang w:val="en-US" w:eastAsia="en-US"/>
-        </w:rPr>
-        <w:t xml:space="preserve">! </w:t>
-      </w:r>
-      <w:r>
-        <w:rPr>
-          <w:rFonts w:eastAsiaTheme="minorHAnsi"/>
-          <w:sz w:val="23"/>
-          <w:szCs w:val="23"/>
-          <w:lang w:eastAsia="en-US"/>
-        </w:rPr>
-        <w:t>Добавьте его на любой объект уровня.");</w:t>
-      </w:r>
-    </w:p>
-    <w:p>
-      <w:pPr>
-        <w:autoSpaceDE w:val="0"/>
-        <w:autoSpaceDN w:val="0"/>
-        <w:adjustRightInd w:val="0"/>
-        <w:spacing w:line="240" w:lineRule="auto"/>
-        <w:rPr>
-          <w:rFonts w:eastAsiaTheme="minorHAnsi"/>
-          <w:sz w:val="23"/>
-          <w:szCs w:val="23"/>
-          <w:lang w:eastAsia="en-US"/>
-        </w:rPr>
-      </w:pPr>
-      <w:r>
-        <w:rPr>
-          <w:rFonts w:eastAsiaTheme="minorHAnsi"/>
-          <w:sz w:val="23"/>
-          <w:szCs w:val="23"/>
-          <w:lang w:eastAsia="en-US"/>
-        </w:rPr>
-        <w:t xml:space="preserve">        }</w:t>
-      </w:r>
-    </w:p>
-    <w:p>
-      <w:pPr>
-        <w:autoSpaceDE w:val="0"/>
-        <w:autoSpaceDN w:val="0"/>
-        <w:adjustRightInd w:val="0"/>
-        <w:spacing w:line="240" w:lineRule="auto"/>
-        <w:rPr>
-          <w:rFonts w:eastAsiaTheme="minorHAnsi"/>
-          <w:sz w:val="23"/>
-          <w:szCs w:val="23"/>
-          <w:lang w:eastAsia="en-US"/>
-        </w:rPr>
-      </w:pPr>
-      <w:r>
-        <w:rPr>
-          <w:rFonts w:eastAsiaTheme="minorHAnsi"/>
-          <w:sz w:val="23"/>
-          <w:szCs w:val="23"/>
-          <w:lang w:eastAsia="en-US"/>
+          <w:lang w:val="en-US" w:eastAsia="en-US"/>
+        </w:rPr>
+        <w:t>}</w:t>
+      </w:r>
+    </w:p>
+    <w:p>
+      <w:pPr>
+        <w:autoSpaceDE w:val="0"/>
+        <w:autoSpaceDN w:val="0"/>
+        <w:adjustRightInd w:val="0"/>
+        <w:spacing w:line="240" w:lineRule="auto"/>
+        <w:rPr>
+          <w:rFonts w:eastAsiaTheme="minorHAnsi"/>
+          <w:sz w:val="23"/>
+          <w:szCs w:val="23"/>
+          <w:lang w:val="en-US" w:eastAsia="en-US"/>
+        </w:rPr>
+      </w:pPr>
+      <w:r>
+        <w:rPr>
+          <w:rFonts w:eastAsiaTheme="minorHAnsi"/>
+          <w:sz w:val="23"/>
+          <w:szCs w:val="23"/>
+          <w:lang w:val="en-US" w:eastAsia="en-US"/>
         </w:rPr>
         <w:t xml:space="preserve">    }</w:t>
       </w:r>
@@ -29090,15 +29302,15 @@
           <w:rFonts w:eastAsiaTheme="minorHAnsi"/>
           <w:sz w:val="23"/>
           <w:szCs w:val="23"/>
-          <w:lang w:eastAsia="en-US"/>
-        </w:rPr>
-      </w:pPr>
-      <w:r>
-        <w:rPr>
-          <w:rFonts w:eastAsiaTheme="minorHAnsi"/>
-          <w:sz w:val="23"/>
-          <w:szCs w:val="23"/>
-          <w:lang w:eastAsia="en-US"/>
+          <w:lang w:val="en-US" w:eastAsia="en-US"/>
+        </w:rPr>
+      </w:pPr>
+      <w:r>
+        <w:rPr>
+          <w:rFonts w:eastAsiaTheme="minorHAnsi"/>
+          <w:sz w:val="23"/>
+          <w:szCs w:val="23"/>
+          <w:lang w:val="en-US" w:eastAsia="en-US"/>
         </w:rPr>
         <w:t>}</w:t>
       </w:r>
@@ -29505,7 +29717,7 @@
           <w:rFonts w:eastAsiaTheme="minorHAnsi"/>
           <w:sz w:val="23"/>
           <w:szCs w:val="23"/>
-          <w:lang w:eastAsia="en-US"/>
+          <w:lang w:val="en-US" w:eastAsia="en-US"/>
         </w:rPr>
       </w:pPr>
       <w:r>
@@ -29522,7 +29734,7 @@
           <w:rFonts w:eastAsiaTheme="minorHAnsi"/>
           <w:sz w:val="23"/>
           <w:szCs w:val="23"/>
-          <w:lang w:eastAsia="en-US"/>
+          <w:lang w:val="en-US" w:eastAsia="en-US"/>
         </w:rPr>
         <w:t>void Start()</w:t>
       </w:r>
@@ -29537,15 +29749,15 @@
           <w:rFonts w:eastAsiaTheme="minorHAnsi"/>
           <w:sz w:val="23"/>
           <w:szCs w:val="23"/>
-          <w:lang w:eastAsia="en-US"/>
-        </w:rPr>
-      </w:pPr>
-      <w:r>
-        <w:rPr>
-          <w:rFonts w:eastAsiaTheme="minorHAnsi"/>
-          <w:sz w:val="23"/>
-          <w:szCs w:val="23"/>
-          <w:lang w:eastAsia="en-US"/>
+          <w:lang w:val="en-US" w:eastAsia="en-US"/>
+        </w:rPr>
+      </w:pPr>
+      <w:r>
+        <w:rPr>
+          <w:rFonts w:eastAsiaTheme="minorHAnsi"/>
+          <w:sz w:val="23"/>
+          <w:szCs w:val="23"/>
+          <w:lang w:val="en-US" w:eastAsia="en-US"/>
         </w:rPr>
         <w:t xml:space="preserve">    {</w:t>
       </w:r>
@@ -30219,7 +30431,7 @@
           <w:rFonts w:eastAsiaTheme="minorHAnsi"/>
           <w:sz w:val="23"/>
           <w:szCs w:val="23"/>
-          <w:lang w:eastAsia="en-US"/>
+          <w:lang w:val="en-US" w:eastAsia="en-US"/>
         </w:rPr>
       </w:pPr>
       <w:r>
@@ -30236,7 +30448,7 @@
           <w:rFonts w:eastAsiaTheme="minorHAnsi"/>
           <w:sz w:val="23"/>
           <w:szCs w:val="23"/>
-          <w:lang w:eastAsia="en-US"/>
+          <w:lang w:val="en-US" w:eastAsia="en-US"/>
         </w:rPr>
         <w:t>}</w:t>
       </w:r>
@@ -30251,15 +30463,15 @@
           <w:rFonts w:eastAsiaTheme="minorHAnsi"/>
           <w:sz w:val="23"/>
           <w:szCs w:val="23"/>
-          <w:lang w:eastAsia="en-US"/>
-        </w:rPr>
-      </w:pPr>
-      <w:r>
-        <w:rPr>
-          <w:rFonts w:eastAsiaTheme="minorHAnsi"/>
-          <w:sz w:val="23"/>
-          <w:szCs w:val="23"/>
-          <w:lang w:eastAsia="en-US"/>
+          <w:lang w:val="en-US" w:eastAsia="en-US"/>
+        </w:rPr>
+      </w:pPr>
+      <w:r>
+        <w:rPr>
+          <w:rFonts w:eastAsiaTheme="minorHAnsi"/>
+          <w:sz w:val="23"/>
+          <w:szCs w:val="23"/>
+          <w:lang w:val="en-US" w:eastAsia="en-US"/>
         </w:rPr>
         <w:t>}</w:t>
       </w:r>
@@ -30273,11 +30485,13 @@
         <w:jc w:val="both"/>
         <w:rPr>
           <w:b/>
+          <w:lang w:val="en-US"/>
         </w:rPr>
       </w:pPr>
       <w:r>
         <w:rPr>
           <w:b/>
+          <w:lang w:val="en-US"/>
         </w:rPr>
         <w:t>MenuManager.cs</w:t>
       </w:r>
@@ -31621,38 +31835,47 @@
           <w:rFonts w:eastAsiaTheme="minorHAnsi"/>
           <w:sz w:val="23"/>
           <w:szCs w:val="23"/>
+          <w:lang w:val="en-US" w:eastAsia="en-US"/>
+        </w:rPr>
+      </w:pPr>
+      <w:r>
+        <w:rPr>
+          <w:rFonts w:eastAsiaTheme="minorHAnsi"/>
+          <w:sz w:val="23"/>
+          <w:szCs w:val="23"/>
           <w:lang w:eastAsia="en-US"/>
         </w:rPr>
-      </w:pPr>
-      <w:r>
-        <w:rPr>
-          <w:rFonts w:eastAsiaTheme="minorHAnsi"/>
-          <w:sz w:val="23"/>
-          <w:szCs w:val="23"/>
-          <w:lang w:eastAsia="en-US"/>
-        </w:rPr>
-        <w:t xml:space="preserve">    }</w:t>
-      </w:r>
-    </w:p>
-    <w:p>
-      <w:pPr>
-        <w:autoSpaceDE w:val="0"/>
-        <w:autoSpaceDN w:val="0"/>
-        <w:adjustRightInd w:val="0"/>
-        <w:spacing w:line="240" w:lineRule="auto"/>
-        <w:rPr>
-          <w:rFonts w:eastAsiaTheme="minorHAnsi"/>
-          <w:sz w:val="23"/>
-          <w:szCs w:val="23"/>
-          <w:lang w:eastAsia="en-US"/>
-        </w:rPr>
-      </w:pPr>
-      <w:r>
-        <w:rPr>
-          <w:rFonts w:eastAsiaTheme="minorHAnsi"/>
-          <w:sz w:val="23"/>
-          <w:szCs w:val="23"/>
-          <w:lang w:eastAsia="en-US"/>
+        <w:t xml:space="preserve">    </w:t>
+      </w:r>
+      <w:r>
+        <w:rPr>
+          <w:rFonts w:eastAsiaTheme="minorHAnsi"/>
+          <w:sz w:val="23"/>
+          <w:szCs w:val="23"/>
+          <w:lang w:val="en-US" w:eastAsia="en-US"/>
+        </w:rPr>
+        <w:t>}</w:t>
+      </w:r>
+    </w:p>
+    <w:p>
+      <w:pPr>
+        <w:autoSpaceDE w:val="0"/>
+        <w:autoSpaceDN w:val="0"/>
+        <w:adjustRightInd w:val="0"/>
+        <w:spacing w:line="240" w:lineRule="auto"/>
+        <w:rPr>
+          <w:rFonts w:eastAsiaTheme="minorHAnsi"/>
+          <w:sz w:val="23"/>
+          <w:szCs w:val="23"/>
+          <w:lang w:val="en-US" w:eastAsia="en-US"/>
+        </w:rPr>
+      </w:pPr>
+      <w:r>
+        <w:rPr>
+          <w:rFonts w:eastAsiaTheme="minorHAnsi"/>
+          <w:sz w:val="23"/>
+          <w:szCs w:val="23"/>
+          <w:lang w:val="en-US" w:eastAsia="en-US"/>
         </w:rPr>
         <w:t>}</w:t>
       </w:r>
@@ -31666,11 +31889,13 @@
         <w:jc w:val="both"/>
         <w:rPr>
           <w:b/>
+          <w:lang w:val="en-US"/>
         </w:rPr>
       </w:pPr>
       <w:r>
         <w:rPr>
           <w:b/>
+          <w:lang w:val="en-US"/>
         </w:rPr>
         <w:t>PauseMenuManager.cs</w:t>
       </w:r>
@@ -32016,7 +32241,7 @@
           <w:rFonts w:eastAsiaTheme="minorHAnsi"/>
           <w:sz w:val="23"/>
           <w:szCs w:val="23"/>
-          <w:lang w:eastAsia="en-US"/>
+          <w:lang w:val="en-US" w:eastAsia="en-US"/>
         </w:rPr>
       </w:pPr>
       <w:r>
@@ -32033,7 +32258,7 @@
           <w:rFonts w:eastAsiaTheme="minorHAnsi"/>
           <w:sz w:val="23"/>
           <w:szCs w:val="23"/>
-          <w:lang w:eastAsia="en-US"/>
+          <w:lang w:val="en-US" w:eastAsia="en-US"/>
         </w:rPr>
         <w:t>void Start()</w:t>
       </w:r>
@@ -32048,15 +32273,15 @@
           <w:rFonts w:eastAsiaTheme="minorHAnsi"/>
           <w:sz w:val="23"/>
           <w:szCs w:val="23"/>
-          <w:lang w:eastAsia="en-US"/>
-        </w:rPr>
-      </w:pPr>
-      <w:r>
-        <w:rPr>
-          <w:rFonts w:eastAsiaTheme="minorHAnsi"/>
-          <w:sz w:val="23"/>
-          <w:szCs w:val="23"/>
-          <w:lang w:eastAsia="en-US"/>
+          <w:lang w:val="en-US" w:eastAsia="en-US"/>
+        </w:rPr>
+      </w:pPr>
+      <w:r>
+        <w:rPr>
+          <w:rFonts w:eastAsiaTheme="minorHAnsi"/>
+          <w:sz w:val="23"/>
+          <w:szCs w:val="23"/>
+          <w:lang w:val="en-US" w:eastAsia="en-US"/>
         </w:rPr>
         <w:t xml:space="preserve">    {</w:t>
       </w:r>
@@ -32763,7 +32988,7 @@
           <w:rFonts w:eastAsiaTheme="minorHAnsi"/>
           <w:sz w:val="23"/>
           <w:szCs w:val="23"/>
-          <w:lang w:eastAsia="en-US"/>
+          <w:lang w:val="en-US" w:eastAsia="en-US"/>
         </w:rPr>
       </w:pPr>
       <w:r>
@@ -32780,7 +33005,7 @@
           <w:rFonts w:eastAsiaTheme="minorHAnsi"/>
           <w:sz w:val="23"/>
           <w:szCs w:val="23"/>
-          <w:lang w:eastAsia="en-US"/>
+          <w:lang w:val="en-US" w:eastAsia="en-US"/>
         </w:rPr>
         <w:t>}</w:t>
       </w:r>
@@ -32795,15 +33020,15 @@
           <w:rFonts w:eastAsiaTheme="minorHAnsi"/>
           <w:sz w:val="23"/>
           <w:szCs w:val="23"/>
-          <w:lang w:eastAsia="en-US"/>
-        </w:rPr>
-      </w:pPr>
-      <w:r>
-        <w:rPr>
-          <w:rFonts w:eastAsiaTheme="minorHAnsi"/>
-          <w:sz w:val="23"/>
-          <w:szCs w:val="23"/>
-          <w:lang w:eastAsia="en-US"/>
+          <w:lang w:val="en-US" w:eastAsia="en-US"/>
+        </w:rPr>
+      </w:pPr>
+      <w:r>
+        <w:rPr>
+          <w:rFonts w:eastAsiaTheme="minorHAnsi"/>
+          <w:sz w:val="23"/>
+          <w:szCs w:val="23"/>
+          <w:lang w:val="en-US" w:eastAsia="en-US"/>
         </w:rPr>
         <w:t>}</w:t>
       </w:r>
@@ -32817,11 +33042,13 @@
         <w:jc w:val="both"/>
         <w:rPr>
           <w:b/>
+          <w:lang w:val="en-US"/>
         </w:rPr>
       </w:pPr>
       <w:r>
         <w:rPr>
           <w:b/>
+          <w:lang w:val="en-US"/>
         </w:rPr>
         <w:t>ResultDisplay.cs</w:t>
       </w:r>
@@ -36286,38 +36513,47 @@
           <w:rFonts w:eastAsiaTheme="minorHAnsi"/>
           <w:sz w:val="23"/>
           <w:szCs w:val="23"/>
-          <w:lang w:val="en-US" w:eastAsia="en-US"/>
-        </w:rPr>
-      </w:pPr>
-      <w:r>
-        <w:rPr>
-          <w:rFonts w:eastAsiaTheme="minorHAnsi"/>
-          <w:sz w:val="23"/>
-          <w:szCs w:val="23"/>
-          <w:lang w:val="en-US" w:eastAsia="en-US"/>
-        </w:rPr>
-        <w:t xml:space="preserve">        }</w:t>
-      </w:r>
-    </w:p>
-    <w:p>
-      <w:pPr>
-        <w:autoSpaceDE w:val="0"/>
-        <w:autoSpaceDN w:val="0"/>
-        <w:adjustRightInd w:val="0"/>
-        <w:spacing w:line="240" w:lineRule="auto"/>
-        <w:rPr>
-          <w:rFonts w:eastAsiaTheme="minorHAnsi"/>
-          <w:sz w:val="23"/>
-          <w:szCs w:val="23"/>
-          <w:lang w:val="en-US" w:eastAsia="en-US"/>
-        </w:rPr>
-      </w:pPr>
-      <w:r>
-        <w:rPr>
-          <w:rFonts w:eastAsiaTheme="minorHAnsi"/>
-          <w:sz w:val="23"/>
-          <w:szCs w:val="23"/>
-          <w:lang w:val="en-US" w:eastAsia="en-US"/>
+          <w:lang w:eastAsia="en-US"/>
+        </w:rPr>
+      </w:pPr>
+      <w:r>
+        <w:rPr>
+          <w:rFonts w:eastAsiaTheme="minorHAnsi"/>
+          <w:sz w:val="23"/>
+          <w:szCs w:val="23"/>
+          <w:lang w:val="en-US" w:eastAsia="en-US"/>
+        </w:rPr>
+        <w:t xml:space="preserve">        </w:t>
+      </w:r>
+      <w:r>
+        <w:rPr>
+          <w:rFonts w:eastAsiaTheme="minorHAnsi"/>
+          <w:sz w:val="23"/>
+          <w:szCs w:val="23"/>
+          <w:lang w:eastAsia="en-US"/>
+        </w:rPr>
+        <w:t>}</w:t>
+      </w:r>
+    </w:p>
+    <w:p>
+      <w:pPr>
+        <w:autoSpaceDE w:val="0"/>
+        <w:autoSpaceDN w:val="0"/>
+        <w:adjustRightInd w:val="0"/>
+        <w:spacing w:line="240" w:lineRule="auto"/>
+        <w:rPr>
+          <w:rFonts w:eastAsiaTheme="minorHAnsi"/>
+          <w:sz w:val="23"/>
+          <w:szCs w:val="23"/>
+          <w:lang w:eastAsia="en-US"/>
+        </w:rPr>
+      </w:pPr>
+      <w:r>
+        <w:rPr>
+          <w:rFonts w:eastAsiaTheme="minorHAnsi"/>
+          <w:sz w:val="23"/>
+          <w:szCs w:val="23"/>
+          <w:lang w:eastAsia="en-US"/>
         </w:rPr>
         <w:t xml:space="preserve">    }</w:t>
       </w:r>
@@ -36332,15 +36568,15 @@
           <w:rFonts w:eastAsiaTheme="minorHAnsi"/>
           <w:sz w:val="23"/>
           <w:szCs w:val="23"/>
-          <w:lang w:val="en-US" w:eastAsia="en-US"/>
-        </w:rPr>
-      </w:pPr>
-      <w:r>
-        <w:rPr>
-          <w:rFonts w:eastAsiaTheme="minorHAnsi"/>
-          <w:sz w:val="23"/>
-          <w:szCs w:val="23"/>
-          <w:lang w:val="en-US" w:eastAsia="en-US"/>
+          <w:lang w:eastAsia="en-US"/>
+        </w:rPr>
+      </w:pPr>
+      <w:r>
+        <w:rPr>
+          <w:rFonts w:eastAsiaTheme="minorHAnsi"/>
+          <w:sz w:val="23"/>
+          <w:szCs w:val="23"/>
+          <w:lang w:eastAsia="en-US"/>
         </w:rPr>
         <w:t>}</w:t>
       </w:r>
@@ -36363,23 +36599,7 @@
           <w:sz w:val="30"/>
           <w:szCs w:val="30"/>
         </w:rPr>
-        <w:t xml:space="preserve">Приложение </w:t>
-      </w:r>
-      <w:r>
-        <w:rPr>
-          <w:b/>
-          <w:sz w:val="30"/>
-          <w:szCs w:val="30"/>
-        </w:rPr>
-        <w:t>3</w:t>
-      </w:r>
-      <w:r>
-        <w:rPr>
-          <w:b/>
-          <w:sz w:val="30"/>
-          <w:szCs w:val="30"/>
-        </w:rPr>
-        <w:t>.</w:t>
+        <w:t>Приложение 3.</w:t>
       </w:r>
     </w:p>
     <w:p>
@@ -39121,7 +39341,7 @@
 </file>
 
 <file path=customXml/itemProps1.xml><?xml version="1.0" encoding="utf-8"?>
-<ds:datastoreItem xmlns:ds="http://schemas.openxmlformats.org/officeDocument/2006/customXml" ds:itemID="{DEC423DE-81ED-44BA-AB6C-25148F619402}">
+<ds:datastoreItem xmlns:ds="http://schemas.openxmlformats.org/officeDocument/2006/customXml" ds:itemID="{3ACBE908-6977-4BAA-B8DE-1F3D9FB3EEA8}">
   <ds:schemaRefs>
     <ds:schemaRef ds:uri="http://schemas.openxmlformats.org/officeDocument/2006/bibliography"/>
   </ds:schemaRefs>

--- a/Report.docx
+++ b/Report.docx
@@ -302,17 +302,11 @@
             <w:pPr>
               <w:ind w:left="-97" w:firstLine="4"/>
               <w:jc w:val="center"/>
-              <w:rPr>
-                <w:lang w:val="en-US"/>
-              </w:rPr>
             </w:pPr>
             <w:r>
               <w:t>Медынина М.М.</w:t>
             </w:r>
             <w:r>
-              <w:rPr>
-                <w:lang w:val="en-US"/>
-              </w:rPr>
               <w:t>,</w:t>
             </w:r>
           </w:p>
@@ -779,7 +773,15 @@
       </w:r>
       <w:r>
         <w:tab/>
-        <w:t>«____»__________2024 г.</w:t>
+        <w:t>«____»__________202</w:t>
+      </w:r>
+      <w:r>
+        <w:t>5</w:t>
+      </w:r>
+      <w:bookmarkStart w:id="0" w:name="_GoBack"/>
+      <w:bookmarkEnd w:id="0"/>
+      <w:r>
+        <w:t xml:space="preserve"> г.</w:t>
       </w:r>
     </w:p>
     <w:p>
@@ -1294,8 +1296,6 @@
           <w:szCs w:val="28"/>
         </w:rPr>
       </w:pPr>
-      <w:bookmarkStart w:id="0" w:name="_GoBack"/>
-      <w:bookmarkEnd w:id="0"/>
     </w:p>
     <w:p>
       <w:pPr>
@@ -39341,7 +39341,7 @@
 </file>
 
 <file path=customXml/itemProps1.xml><?xml version="1.0" encoding="utf-8"?>
-<ds:datastoreItem xmlns:ds="http://schemas.openxmlformats.org/officeDocument/2006/customXml" ds:itemID="{3ACBE908-6977-4BAA-B8DE-1F3D9FB3EEA8}">
+<ds:datastoreItem xmlns:ds="http://schemas.openxmlformats.org/officeDocument/2006/customXml" ds:itemID="{3573F0CA-ACD4-47C0-A08F-DBE024F4999A}">
   <ds:schemaRefs>
     <ds:schemaRef ds:uri="http://schemas.openxmlformats.org/officeDocument/2006/bibliography"/>
   </ds:schemaRefs>

--- a/Report.docx
+++ b/Report.docx
@@ -778,8 +778,6 @@
       <w:r>
         <w:t>5</w:t>
       </w:r>
-      <w:bookmarkStart w:id="0" w:name="_GoBack"/>
-      <w:bookmarkEnd w:id="0"/>
       <w:r>
         <w:t xml:space="preserve"> г.</w:t>
       </w:r>
@@ -1352,8 +1350,8 @@
         <w:spacing w:line="360" w:lineRule="auto"/>
         <w:jc w:val="center"/>
       </w:pPr>
-      <w:bookmarkStart w:id="1" w:name="_gjdgxs" w:colFirst="0" w:colLast="0"/>
-      <w:bookmarkEnd w:id="1"/>
+      <w:bookmarkStart w:id="0" w:name="_gjdgxs" w:colFirst="0" w:colLast="0"/>
+      <w:bookmarkEnd w:id="0"/>
       <w:r>
         <w:rPr>
           <w:color w:val="000000"/>
@@ -1398,7 +1396,15 @@
         <w:jc w:val="both"/>
       </w:pPr>
       <w:r>
-        <w:t>Целью данного проекта является разработака 2D-платформера на Unity, демонстрирующий навыки работы с движком, физикой и анимацией</w:t>
+        <w:t xml:space="preserve">Целью данного проекта является </w:t>
+      </w:r>
+      <w:bookmarkStart w:id="1" w:name="_GoBack"/>
+      <w:r>
+        <w:t xml:space="preserve">разработака </w:t>
+      </w:r>
+      <w:bookmarkEnd w:id="1"/>
+      <w:r>
+        <w:t>2D-платформера на Unity, демонстрирующий навыки работы с движком, физикой и анимацией</w:t>
       </w:r>
     </w:p>
     <w:p>
@@ -36769,7 +36775,66 @@
         <w:t>sharing</w:t>
       </w:r>
     </w:p>
-    <w:p/>
+    <w:p>
+      <w:pPr>
+        <w:pStyle w:val="a3"/>
+        <w:spacing w:line="360" w:lineRule="auto"/>
+        <w:jc w:val="right"/>
+        <w:outlineLvl w:val="1"/>
+        <w:rPr>
+          <w:b/>
+          <w:sz w:val="30"/>
+          <w:szCs w:val="30"/>
+        </w:rPr>
+      </w:pPr>
+      <w:r>
+        <w:rPr>
+          <w:b/>
+          <w:sz w:val="30"/>
+          <w:szCs w:val="30"/>
+        </w:rPr>
+        <w:t xml:space="preserve">Приложение </w:t>
+      </w:r>
+      <w:r>
+        <w:rPr>
+          <w:b/>
+          <w:sz w:val="30"/>
+          <w:szCs w:val="30"/>
+        </w:rPr>
+        <w:t>4</w:t>
+      </w:r>
+      <w:r>
+        <w:rPr>
+          <w:b/>
+          <w:sz w:val="30"/>
+          <w:szCs w:val="30"/>
+        </w:rPr>
+        <w:t>.</w:t>
+      </w:r>
+    </w:p>
+    <w:p>
+      <w:pPr>
+        <w:pStyle w:val="a3"/>
+        <w:spacing w:line="360" w:lineRule="auto"/>
+        <w:jc w:val="right"/>
+        <w:rPr>
+          <w:sz w:val="30"/>
+          <w:szCs w:val="30"/>
+        </w:rPr>
+      </w:pPr>
+      <w:r>
+        <w:rPr>
+          <w:sz w:val="30"/>
+          <w:szCs w:val="30"/>
+        </w:rPr>
+        <w:t>Видео с защитой</w:t>
+      </w:r>
+    </w:p>
+    <w:p>
+      <w:r>
+        <w:t>https://drive.google.com/file/d/1ZoJH2JhbZnq94EVt2WiTB_Zu1QIfV8ye/view?usp=sharing</w:t>
+      </w:r>
+    </w:p>
     <w:sectPr>
       <w:pgSz w:w="11918" w:h="16854"/>
       <w:pgMar w:top="1134" w:right="850" w:bottom="1134" w:left="1701" w:header="708" w:footer="708" w:gutter="0"/>
@@ -39341,7 +39406,7 @@
 </file>
 
 <file path=customXml/itemProps1.xml><?xml version="1.0" encoding="utf-8"?>
-<ds:datastoreItem xmlns:ds="http://schemas.openxmlformats.org/officeDocument/2006/customXml" ds:itemID="{3573F0CA-ACD4-47C0-A08F-DBE024F4999A}">
+<ds:datastoreItem xmlns:ds="http://schemas.openxmlformats.org/officeDocument/2006/customXml" ds:itemID="{6C787B1C-761B-4333-94BF-27945E673C5C}">
   <ds:schemaRefs>
     <ds:schemaRef ds:uri="http://schemas.openxmlformats.org/officeDocument/2006/bibliography"/>
   </ds:schemaRefs>

--- a/Report.docx
+++ b/Report.docx
@@ -1396,15 +1396,7 @@
         <w:jc w:val="both"/>
       </w:pPr>
       <w:r>
-        <w:t xml:space="preserve">Целью данного проекта является </w:t>
-      </w:r>
-      <w:bookmarkStart w:id="1" w:name="_GoBack"/>
-      <w:r>
-        <w:t xml:space="preserve">разработака </w:t>
-      </w:r>
-      <w:bookmarkEnd w:id="1"/>
-      <w:r>
-        <w:t>2D-платформера на Unity, демонстрирующий навыки работы с движком, физикой и анимацией</w:t>
+        <w:t>Целью данного проекта является разработака 2D-платформера на Unity, демонстрирующий навыки работы с движком, физикой и анимацией</w:t>
       </w:r>
     </w:p>
     <w:p>
@@ -36832,8 +36824,10 @@
     </w:p>
     <w:p>
       <w:r>
-        <w:t>https://drive.google.com/file/d/1ZoJH2JhbZnq94EVt2WiTB_Zu1QIfV8ye/view?usp=sharing</w:t>
-      </w:r>
+        <w:t>https://drive.google.com/file/d/1276cKLcmMGWOT9lHhPwvbltL-2FmUinQ/view?usp=sharing</w:t>
+      </w:r>
+      <w:bookmarkStart w:id="1" w:name="_GoBack"/>
+      <w:bookmarkEnd w:id="1"/>
     </w:p>
     <w:sectPr>
       <w:pgSz w:w="11918" w:h="16854"/>
@@ -39406,7 +39400,7 @@
 </file>
 
 <file path=customXml/itemProps1.xml><?xml version="1.0" encoding="utf-8"?>
-<ds:datastoreItem xmlns:ds="http://schemas.openxmlformats.org/officeDocument/2006/customXml" ds:itemID="{6C787B1C-761B-4333-94BF-27945E673C5C}">
+<ds:datastoreItem xmlns:ds="http://schemas.openxmlformats.org/officeDocument/2006/customXml" ds:itemID="{1F0A30AC-5D50-4495-B061-068C27671374}">
   <ds:schemaRefs>
     <ds:schemaRef ds:uri="http://schemas.openxmlformats.org/officeDocument/2006/bibliography"/>
   </ds:schemaRefs>

--- a/Report.docx
+++ b/Report.docx
@@ -110,20 +110,20 @@
         <w:rPr>
           <w:b/>
         </w:rPr>
-        <w:t xml:space="preserve"> игры-</w:t>
+        <w:t xml:space="preserve"> </w:t>
       </w:r>
       <w:r>
         <w:rPr>
           <w:b/>
         </w:rPr>
-        <w:t>платформера «</w:t>
+        <w:t xml:space="preserve">платформера </w:t>
       </w:r>
       <w:r>
         <w:rPr>
           <w:b/>
           <w:lang w:val="en-US"/>
         </w:rPr>
-        <w:t>Ninja</w:t>
+        <w:t>NinjaFrog</w:t>
       </w:r>
       <w:r>
         <w:rPr>
@@ -136,26 +136,15 @@
           <w:b/>
           <w:lang w:val="en-US"/>
         </w:rPr>
-        <w:t>Frog</w:t>
-      </w:r>
+        <w:t>Quest</w:t>
+      </w:r>
+      <w:bookmarkStart w:id="0" w:name="_GoBack"/>
+      <w:bookmarkEnd w:id="0"/>
       <w:r>
         <w:rPr>
           <w:b/>
         </w:rPr>
-        <w:t xml:space="preserve"> </w:t>
-      </w:r>
-      <w:r>
-        <w:rPr>
-          <w:b/>
-          <w:lang w:val="en-US"/>
-        </w:rPr>
-        <w:t>Jump</w:t>
-      </w:r>
-      <w:r>
-        <w:rPr>
-          <w:b/>
-        </w:rPr>
-        <w:t>».»</w:t>
+        <w:t>»</w:t>
       </w:r>
     </w:p>
     <w:p>
@@ -1004,7 +993,7 @@
           <w:sz w:val="28"/>
           <w:szCs w:val="28"/>
         </w:rPr>
-        <w:t>Разработка игры-платформера «Ninja Frog Jump».</w:t>
+        <w:t>Раз</w:t>
       </w:r>
       <w:r>
         <w:rPr>
@@ -1012,6 +1001,31 @@
           <w:sz w:val="28"/>
           <w:szCs w:val="28"/>
         </w:rPr>
+        <w:t>работка платформера Ninja</w:t>
+      </w:r>
+      <w:r>
+        <w:rPr>
+          <w:b/>
+          <w:sz w:val="28"/>
+          <w:szCs w:val="28"/>
+        </w:rPr>
+        <w:t xml:space="preserve">Frog </w:t>
+      </w:r>
+      <w:r>
+        <w:rPr>
+          <w:b/>
+          <w:sz w:val="28"/>
+          <w:szCs w:val="28"/>
+          <w:lang w:val="en-US"/>
+        </w:rPr>
+        <w:t>Quest</w:t>
+      </w:r>
+      <w:r>
+        <w:rPr>
+          <w:b/>
+          <w:sz w:val="28"/>
+          <w:szCs w:val="28"/>
+        </w:rPr>
         <w:t>»</w:t>
       </w:r>
     </w:p>
@@ -1350,8 +1364,8 @@
         <w:spacing w:line="360" w:lineRule="auto"/>
         <w:jc w:val="center"/>
       </w:pPr>
-      <w:bookmarkStart w:id="0" w:name="_gjdgxs" w:colFirst="0" w:colLast="0"/>
-      <w:bookmarkEnd w:id="0"/>
+      <w:bookmarkStart w:id="1" w:name="_gjdgxs" w:colFirst="0" w:colLast="0"/>
+      <w:bookmarkEnd w:id="1"/>
       <w:r>
         <w:rPr>
           <w:color w:val="000000"/>
@@ -36826,8 +36840,6 @@
       <w:r>
         <w:t>https://drive.google.com/file/d/1276cKLcmMGWOT9lHhPwvbltL-2FmUinQ/view?usp=sharing</w:t>
       </w:r>
-      <w:bookmarkStart w:id="1" w:name="_GoBack"/>
-      <w:bookmarkEnd w:id="1"/>
     </w:p>
     <w:sectPr>
       <w:pgSz w:w="11918" w:h="16854"/>
@@ -39400,7 +39412,7 @@
 </file>
 
 <file path=customXml/itemProps1.xml><?xml version="1.0" encoding="utf-8"?>
-<ds:datastoreItem xmlns:ds="http://schemas.openxmlformats.org/officeDocument/2006/customXml" ds:itemID="{1F0A30AC-5D50-4495-B061-068C27671374}">
+<ds:datastoreItem xmlns:ds="http://schemas.openxmlformats.org/officeDocument/2006/customXml" ds:itemID="{DE4A15BC-C2DA-48E9-A22E-061938AC226D}">
   <ds:schemaRefs>
     <ds:schemaRef ds:uri="http://schemas.openxmlformats.org/officeDocument/2006/bibliography"/>
   </ds:schemaRefs>

--- a/Report.docx
+++ b/Report.docx
@@ -138,8 +138,6 @@
         </w:rPr>
         <w:t>Quest</w:t>
       </w:r>
-      <w:bookmarkStart w:id="0" w:name="_GoBack"/>
-      <w:bookmarkEnd w:id="0"/>
       <w:r>
         <w:rPr>
           <w:b/>
@@ -558,7 +556,10 @@
         <w:br/>
       </w:r>
       <w:r>
-        <w:t>канд. физ.-мат. наук, доцент Козлов Д. Ю.</w:t>
+        <w:t xml:space="preserve">канд. физ.-мат. наук, доцент </w:t>
+      </w:r>
+      <w:r>
+        <w:t>Пономарев И.В.</w:t>
       </w:r>
     </w:p>
     <w:p>
@@ -1212,12 +1213,25 @@
         </w:rPr>
       </w:pPr>
       <w:r>
+        <w:t>канд. физ.-мат. наук, доцент</w:t>
+      </w:r>
+      <w:r>
         <w:rPr>
           <w:color w:val="000000"/>
           <w:sz w:val="26"/>
           <w:szCs w:val="26"/>
         </w:rPr>
-        <w:t>канд. физ.-мат. наук, доцент Козлов Д. Ю.</w:t>
+        <w:t xml:space="preserve"> </w:t>
+      </w:r>
+      <w:bookmarkStart w:id="0" w:name="_GoBack"/>
+      <w:bookmarkEnd w:id="0"/>
+      <w:r>
+        <w:rPr>
+          <w:color w:val="000000"/>
+          <w:sz w:val="26"/>
+          <w:szCs w:val="26"/>
+        </w:rPr>
+        <w:t>Пономарев И.В.</w:t>
       </w:r>
     </w:p>
     <w:p>
@@ -39412,7 +39426,7 @@
 </file>
 
 <file path=customXml/itemProps1.xml><?xml version="1.0" encoding="utf-8"?>
-<ds:datastoreItem xmlns:ds="http://schemas.openxmlformats.org/officeDocument/2006/customXml" ds:itemID="{DE4A15BC-C2DA-48E9-A22E-061938AC226D}">
+<ds:datastoreItem xmlns:ds="http://schemas.openxmlformats.org/officeDocument/2006/customXml" ds:itemID="{8FE74E6D-CBA5-43F6-A804-109E14F38DF9}">
   <ds:schemaRefs>
     <ds:schemaRef ds:uri="http://schemas.openxmlformats.org/officeDocument/2006/bibliography"/>
   </ds:schemaRefs>
